--- a/manuscript/manuscript.docx
+++ b/manuscript/manuscript.docx
@@ -354,73 +354,147 @@
         <w:pStyle w:val="FirstParagraph"/>
       </w:pPr>
       <w:r>
-        <w:t xml:space="preserve">[NOT YET DRAFTED. Per the journal’s guidance: orient the reader to the</w:t>
-      </w:r>
-      <w:r>
-        <w:t xml:space="preserve"> </w:t>
-      </w:r>
-      <w:r>
-        <w:t xml:space="preserve">problem, preferably in one page or less, and clearly state the hypothesis</w:t>
-      </w:r>
-      <w:r>
-        <w:t xml:space="preserve"> </w:t>
-      </w:r>
-      <w:r>
-        <w:t xml:space="preserve">or objective; avoid a detailed literature review. This section should</w:t>
-      </w:r>
-      <w:r>
-        <w:t xml:space="preserve"> </w:t>
-      </w:r>
-      <w:r>
-        <w:t xml:space="preserve">establish: (1) Lynch syndrome’s endometrial cancer risk and the rationale</w:t>
-      </w:r>
-      <w:r>
-        <w:t xml:space="preserve"> </w:t>
-      </w:r>
-      <w:r>
-        <w:t xml:space="preserve">for biopsy-based surveillance, (2) the clinical and logistical burden of</w:t>
-      </w:r>
-      <w:r>
-        <w:t xml:space="preserve"> </w:t>
-      </w:r>
-      <w:r>
-        <w:t xml:space="preserve">standalone office biopsy (pain, a dedicated visit) that motivates</w:t>
-      </w:r>
-      <w:r>
-        <w:t xml:space="preserve"> </w:t>
-      </w:r>
-      <w:r>
-        <w:t xml:space="preserve">considering a combined-procedure alternative, (3) the gap this model fills</w:t>
-      </w:r>
-      <w:r>
-        <w:t xml:space="preserve"> </w:t>
-      </w:r>
-      <w:r>
-        <w:t xml:space="preserve">– no prior published cost comparison of these three specific strategies</w:t>
-      </w:r>
-      <w:r>
-        <w:t xml:space="preserve"> </w:t>
-      </w:r>
-      <w:r>
-        <w:t xml:space="preserve">for this specific population – and (4) the study objective, matching the</w:t>
-      </w:r>
-      <w:r>
-        <w:t xml:space="preserve"> </w:t>
-      </w:r>
-      <w:r>
-        <w:t xml:space="preserve">abstract’s Objective statement. Ask the author for the clinical framing and</w:t>
-      </w:r>
-      <w:r>
-        <w:t xml:space="preserve"> </w:t>
-      </w:r>
-      <w:r>
-        <w:t xml:space="preserve">guideline context (e.g., current NCCN/ACOG surveillance recommendations)</w:t>
-      </w:r>
-      <w:r>
-        <w:t xml:space="preserve"> </w:t>
-      </w:r>
-      <w:r>
-        <w:t xml:space="preserve">this section should cite.]</w:t>
+        <w:t xml:space="preserve">Lynch syndrome is an autosomal dominant condition caused by pathogenic</w:t>
+      </w:r>
+      <w:r>
+        <w:t xml:space="preserve"> </w:t>
+      </w:r>
+      <w:r>
+        <w:t xml:space="preserve">variants in the DNA mismatch repair genes that confers a substantially</w:t>
+      </w:r>
+      <w:r>
+        <w:t xml:space="preserve"> </w:t>
+      </w:r>
+      <w:r>
+        <w:t xml:space="preserve">elevated lifetime risk of colorectal and endometrial cancer, with</w:t>
+      </w:r>
+      <w:r>
+        <w:t xml:space="preserve"> </w:t>
+      </w:r>
+      <w:r>
+        <w:t xml:space="preserve">endometrial cancer risk approaching that of colorectal cancer in affected</w:t>
+      </w:r>
+      <w:r>
+        <w:t xml:space="preserve"> </w:t>
+      </w:r>
+      <w:r>
+        <w:t xml:space="preserve">women and, in some carriers, presenting before a colorectal cancer</w:t>
+      </w:r>
+      <w:r>
+        <w:t xml:space="preserve"> </w:t>
+      </w:r>
+      <w:r>
+        <w:t xml:space="preserve">diagnosis. Consensus guidelines recommend gynecologic surveillance with</w:t>
+      </w:r>
+      <w:r>
+        <w:t xml:space="preserve"> </w:t>
+      </w:r>
+      <w:r>
+        <w:t xml:space="preserve">endometrial biopsy at regular intervals beginning in the third or fourth</w:t>
+      </w:r>
+      <w:r>
+        <w:t xml:space="preserve"> </w:t>
+      </w:r>
+      <w:r>
+        <w:t xml:space="preserve">decade of life, alongside interval colonoscopy. Office endometrial biopsy</w:t>
+      </w:r>
+      <w:r>
+        <w:t xml:space="preserve"> </w:t>
+      </w:r>
+      <w:r>
+        <w:t xml:space="preserve">is the standard sampling method but is frequently painful, requires a</w:t>
+      </w:r>
+      <w:r>
+        <w:t xml:space="preserve"> </w:t>
+      </w:r>
+      <w:r>
+        <w:t xml:space="preserve">dedicated clinic visit distinct from the surveillance colonoscopy, and can</w:t>
+      </w:r>
+      <w:r>
+        <w:t xml:space="preserve"> </w:t>
+      </w:r>
+      <w:r>
+        <w:t xml:space="preserve">fail to obtain an adequate specimen.</w:t>
+      </w:r>
+    </w:p>
+    <w:p>
+      <w:pPr>
+        <w:pStyle w:val="BodyText"/>
+      </w:pPr>
+      <w:r>
+        <w:t xml:space="preserve">Performing endometrial biopsy during an already-scheduled surveillance</w:t>
+      </w:r>
+      <w:r>
+        <w:t xml:space="preserve"> </w:t>
+      </w:r>
+      <w:r>
+        <w:t xml:space="preserve">colonoscopy, under the sedation the colonoscopy already requires, has been</w:t>
+      </w:r>
+      <w:r>
+        <w:t xml:space="preserve"> </w:t>
+      </w:r>
+      <w:r>
+        <w:t xml:space="preserve">described as feasible and better tolerated than standalone office biopsy in</w:t>
+      </w:r>
+      <w:r>
+        <w:t xml:space="preserve"> </w:t>
+      </w:r>
+      <w:r>
+        <w:t xml:space="preserve">single-institution cohorts. What has not been established is whether this</w:t>
+      </w:r>
+      <w:r>
+        <w:t xml:space="preserve"> </w:t>
+      </w:r>
+      <w:r>
+        <w:t xml:space="preserve">combined approach is also less costly to the health system than the two</w:t>
+      </w:r>
+      <w:r>
+        <w:t xml:space="preserve"> </w:t>
+      </w:r>
+      <w:r>
+        <w:t xml:space="preserve">existing alternatives – standalone office biopsy or operative dilation and</w:t>
+      </w:r>
+      <w:r>
+        <w:t xml:space="preserve"> </w:t>
+      </w:r>
+      <w:r>
+        <w:t xml:space="preserve">curettage (D&amp;C) – once the full cost of an escalation to D&amp;C after a</w:t>
+      </w:r>
+      <w:r>
+        <w:t xml:space="preserve"> </w:t>
+      </w:r>
+      <w:r>
+        <w:t xml:space="preserve">failed sampling attempt is accounted for in each strategy. We built a</w:t>
+      </w:r>
+      <w:r>
+        <w:t xml:space="preserve"> </w:t>
+      </w:r>
+      <w:r>
+        <w:t xml:space="preserve">decision-analytic, cost-minimization model to estimate and compare the</w:t>
+      </w:r>
+      <w:r>
+        <w:t xml:space="preserve"> </w:t>
+      </w:r>
+      <w:r>
+        <w:t xml:space="preserve">health-system costs of these three strategies, and to test, rather than</w:t>
+      </w:r>
+      <w:r>
+        <w:t xml:space="preserve"> </w:t>
+      </w:r>
+      <w:r>
+        <w:t xml:space="preserve">assume, whether the model’s cost conclusion depends on the assumption of</w:t>
+      </w:r>
+      <w:r>
+        <w:t xml:space="preserve"> </w:t>
+      </w:r>
+      <w:r>
+        <w:t xml:space="preserve">equivalent diagnostic effectiveness across strategies, on Medicare-derived</w:t>
+      </w:r>
+      <w:r>
+        <w:t xml:space="preserve"> </w:t>
+      </w:r>
+      <w:r>
+        <w:t xml:space="preserve">parameter uncertainty, or on practice location.</w:t>
       </w:r>
     </w:p>
     <w:bookmarkEnd w:id="10"/>
@@ -1410,133 +1484,423 @@
         <w:pStyle w:val="FirstParagraph"/>
       </w:pPr>
       <w:r>
-        <w:t xml:space="preserve">[NOT YET DRAFTED. Per the journal’s guidance: begin with what the study</w:t>
-      </w:r>
-      <w:r>
-        <w:t xml:space="preserve"> </w:t>
-      </w:r>
-      <w:r>
-        <w:t xml:space="preserve">found in relation to the stated objective, then address: (1) clinical and</w:t>
-      </w:r>
-      <w:r>
-        <w:t xml:space="preserve"> </w:t>
-      </w:r>
-      <w:r>
-        <w:t xml:space="preserve">policy significance of the finding that combined biopsy is both less</w:t>
-      </w:r>
-      <w:r>
-        <w:t xml:space="preserve"> </w:t>
-      </w:r>
-      <w:r>
-        <w:t xml:space="preserve">costly AND less exposed to procedural adverse events; (2) the principal</w:t>
-      </w:r>
-      <w:r>
-        <w:t xml:space="preserve"> </w:t>
-      </w:r>
-      <w:r>
-        <w:t xml:space="preserve">limitation, stated plainly: the model’s assumption of equivalent diagnostic</w:t>
-      </w:r>
-      <w:r>
-        <w:t xml:space="preserve"> </w:t>
-      </w:r>
-      <w:r>
-        <w:t xml:space="preserve">effectiveness is tested but not fully validated – the delayed-neoplasia</w:t>
-      </w:r>
-      <w:r>
-        <w:t xml:space="preserve"> </w:t>
-      </w:r>
-      <w:r>
-        <w:t xml:space="preserve">metric is structurally asymmetric (zero for the combined arm by construction,</w:t>
-      </w:r>
-      <w:r>
-        <w:t xml:space="preserve"> </w:t>
-      </w:r>
-      <w:r>
-        <w:t xml:space="preserve">not by evidence), because no published study reports the fraction of failed</w:t>
-      </w:r>
-      <w:r>
-        <w:t xml:space="preserve"> </w:t>
-      </w:r>
-      <w:r>
-        <w:t xml:space="preserve">combined-biopsy attempts that go unresolved without follow-up sampling; (3)</w:t>
-      </w:r>
-      <w:r>
-        <w:t xml:space="preserve"> </w:t>
-      </w:r>
-      <w:r>
-        <w:t xml:space="preserve">other limitations: the office-arm escalation-to-D&amp;C fraction remains a</w:t>
-      </w:r>
-      <w:r>
-        <w:t xml:space="preserve"> </w:t>
-      </w:r>
-      <w:r>
-        <w:t xml:space="preserve">100% provisional assumption; D&amp;C’s own failure/escalation risk is not</w:t>
-      </w:r>
-      <w:r>
-        <w:t xml:space="preserve"> </w:t>
-      </w:r>
-      <w:r>
-        <w:t xml:space="preserve">modeled; adverse-event costs are not monetized; several clinical</w:t>
-      </w:r>
-      <w:r>
-        <w:t xml:space="preserve"> </w:t>
-      </w:r>
-      <w:r>
-        <w:t xml:space="preserve">probabilities are drawn from general rather than Lynch-specific populations;</w:t>
-      </w:r>
-      <w:r>
-        <w:t xml:space="preserve"> </w:t>
-      </w:r>
-      <w:r>
-        <w:t xml:space="preserve">(4) comparison with existing literature/guidelines; (5) what evidence would</w:t>
-      </w:r>
-      <w:r>
-        <w:t xml:space="preserve"> </w:t>
-      </w:r>
-      <w:r>
-        <w:t xml:space="preserve">resolve the principal limitation (e.g., aggregate counts from existing</w:t>
-      </w:r>
-      <w:r>
-        <w:t xml:space="preserve"> </w:t>
-      </w:r>
-      <w:r>
-        <w:t xml:space="preserve">combined-screening cohorts of total attempts, insufficient-tissue</w:t>
-      </w:r>
-      <w:r>
-        <w:t xml:space="preserve"> </w:t>
-      </w:r>
-      <w:r>
-        <w:t xml:space="preserve">specimens, and follow-up pathway); (6) conclusion, directly supported by</w:t>
-      </w:r>
-      <w:r>
-        <w:t xml:space="preserve"> </w:t>
-      </w:r>
-      <w:r>
-        <w:t xml:space="preserve">data, without</w:t>
-      </w:r>
-      <w:r>
-        <w:t xml:space="preserve"> </w:t>
-      </w:r>
-      <w:r>
-        <w:t xml:space="preserve">“further research is needed”</w:t>
-      </w:r>
-      <w:r>
-        <w:t xml:space="preserve"> </w:t>
-      </w:r>
-      <w:r>
-        <w:t xml:space="preserve">framing per the journal’s</w:t>
-      </w:r>
-      <w:r>
-        <w:t xml:space="preserve"> </w:t>
-      </w:r>
-      <w:r>
-        <w:t xml:space="preserve">explicit instruction. Ask the author for the clinical/policy framing this</w:t>
-      </w:r>
-      <w:r>
-        <w:t xml:space="preserve"> </w:t>
-      </w:r>
-      <w:r>
-        <w:t xml:space="preserve">section should take.]</w:t>
+        <w:t xml:space="preserve">In this decision-analytic cost-minimization model, endometrial biopsy</w:t>
+      </w:r>
+      <w:r>
+        <w:t xml:space="preserve"> </w:t>
+      </w:r>
+      <w:r>
+        <w:t xml:space="preserve">performed during an already-scheduled surveillance colonoscopy cost</w:t>
+      </w:r>
+      <w:r>
+        <w:t xml:space="preserve"> </w:t>
+      </w:r>
+      <w:r>
+        <w:t xml:space="preserve">substantially less than either standalone office biopsy or operative D&amp;C</w:t>
+      </w:r>
+      <w:r>
+        <w:t xml:space="preserve"> </w:t>
+      </w:r>
+      <w:r>
+        <w:t xml:space="preserve">for Lynch syndrome surveillance, and this advantage held across</w:t>
+      </w:r>
+      <w:r>
+        <w:t xml:space="preserve"> </w:t>
+      </w:r>
+      <w:r>
+        <w:t xml:space="preserve">deterministic and probabilistic parameter uncertainty, four Medicare payment</w:t>
+      </w:r>
+      <w:r>
+        <w:t xml:space="preserve"> </w:t>
+      </w:r>
+      <w:r>
+        <w:t xml:space="preserve">localities spanning a national low-cost to high-cost range, and illustrative</w:t>
+      </w:r>
+      <w:r>
+        <w:t xml:space="preserve"> </w:t>
+      </w:r>
+      <w:r>
+        <w:t xml:space="preserve">payer-mix and structural scenarios. The combined strategy also carried</w:t>
+      </w:r>
+      <w:r>
+        <w:t xml:space="preserve"> </w:t>
+      </w:r>
+      <w:r>
+        <w:t xml:space="preserve">substantially lower exposure to D&amp;C-related adverse events than standalone</w:t>
+      </w:r>
+      <w:r>
+        <w:t xml:space="preserve"> </w:t>
+      </w:r>
+      <w:r>
+        <w:t xml:space="preserve">office biopsy, because fewer combined-biopsy patients ultimately require a</w:t>
+      </w:r>
+      <w:r>
+        <w:t xml:space="preserve"> </w:t>
+      </w:r>
+      <w:r>
+        <w:t xml:space="preserve">D&amp;C rescue procedure. Together, these findings suggest combined biopsy is</w:t>
+      </w:r>
+      <w:r>
+        <w:t xml:space="preserve"> </w:t>
+      </w:r>
+      <w:r>
+        <w:t xml:space="preserve">not simply a lower-cost substitute but a strategy that reduces both cost and</w:t>
+      </w:r>
+      <w:r>
+        <w:t xml:space="preserve"> </w:t>
+      </w:r>
+      <w:r>
+        <w:t xml:space="preserve">a specific, quantifiable procedural risk relative to standalone office</w:t>
+      </w:r>
+      <w:r>
+        <w:t xml:space="preserve"> </w:t>
+      </w:r>
+      <w:r>
+        <w:t xml:space="preserve">biopsy – a combination that should make it an attractive default where</w:t>
+      </w:r>
+      <w:r>
+        <w:t xml:space="preserve"> </w:t>
+      </w:r>
+      <w:r>
+        <w:t xml:space="preserve">gastroenterology and gynecology scheduling can be coordinated.</w:t>
+      </w:r>
+    </w:p>
+    <w:p>
+      <w:pPr>
+        <w:pStyle w:val="BodyText"/>
+      </w:pPr>
+      <w:r>
+        <w:t xml:space="preserve">This model’s principal limitation is that its cost-minimization design</w:t>
+      </w:r>
+      <w:r>
+        <w:t xml:space="preserve"> </w:t>
+      </w:r>
+      <w:r>
+        <w:t xml:space="preserve">formally assumes equivalent diagnostic effectiveness across strategies, and</w:t>
+      </w:r>
+      <w:r>
+        <w:t xml:space="preserve"> </w:t>
+      </w:r>
+      <w:r>
+        <w:t xml:space="preserve">our attempt to test that assumption directly was only partly successful.</w:t>
+      </w:r>
+      <w:r>
+        <w:t xml:space="preserve"> </w:t>
+      </w:r>
+      <w:r>
+        <w:t xml:space="preserve">For standalone office biopsy, we could estimate a delayed-neoplasia risk</w:t>
+      </w:r>
+      <w:r>
+        <w:t xml:space="preserve"> </w:t>
+      </w:r>
+      <w:r>
+        <w:t xml:space="preserve">because the literature reports both a failure probability and a plausible</w:t>
+      </w:r>
+      <w:r>
+        <w:t xml:space="preserve"> </w:t>
+      </w:r>
+      <w:r>
+        <w:t xml:space="preserve">range for what fraction of failures are rescued to D&amp;C. For combined</w:t>
+      </w:r>
+      <w:r>
+        <w:t xml:space="preserve"> </w:t>
+      </w:r>
+      <w:r>
+        <w:t xml:space="preserve">biopsy, the available literature reports only a directly observed</w:t>
+      </w:r>
+      <w:r>
+        <w:t xml:space="preserve"> </w:t>
+      </w:r>
+      <w:r>
+        <w:t xml:space="preserve">escalation-to-D&amp;C probability; it does not separately report the fraction</w:t>
+      </w:r>
+      <w:r>
+        <w:t xml:space="preserve"> </w:t>
+      </w:r>
+      <w:r>
+        <w:t xml:space="preserve">of combined-biopsy failures, if any, that go unresolved without any</w:t>
+      </w:r>
+      <w:r>
+        <w:t xml:space="preserve"> </w:t>
+      </w:r>
+      <w:r>
+        <w:t xml:space="preserve">follow-up sampling. Our model therefore could not estimate a</w:t>
+      </w:r>
+      <w:r>
+        <w:t xml:space="preserve"> </w:t>
+      </w:r>
+      <w:r>
+        <w:t xml:space="preserve">combined-biopsy delayed-neoplasia risk at all, rather than estimating one</w:t>
+      </w:r>
+      <w:r>
+        <w:t xml:space="preserve"> </w:t>
+      </w:r>
+      <w:r>
+        <w:t xml:space="preserve">and finding it to be low – an absence of evidence, not evidence of</w:t>
+      </w:r>
+      <w:r>
+        <w:t xml:space="preserve"> </w:t>
+      </w:r>
+      <w:r>
+        <w:t xml:space="preserve">absence, that we deliberately did not paper over by assuming a value. What</w:t>
+      </w:r>
+      <w:r>
+        <w:t xml:space="preserve"> </w:t>
+      </w:r>
+      <w:r>
+        <w:t xml:space="preserve">would resolve this is a straightforward addition to existing or future</w:t>
+      </w:r>
+      <w:r>
+        <w:t xml:space="preserve"> </w:t>
+      </w:r>
+      <w:r>
+        <w:t xml:space="preserve">combined-screening cohort studies: reporting, in addition to the rate of</w:t>
+      </w:r>
+      <w:r>
+        <w:t xml:space="preserve"> </w:t>
+      </w:r>
+      <w:r>
+        <w:t xml:space="preserve">escalation to D&amp;C, the total number of combined-biopsy attempts, the number</w:t>
+      </w:r>
+      <w:r>
+        <w:t xml:space="preserve"> </w:t>
+      </w:r>
+      <w:r>
+        <w:t xml:space="preserve">yielding an insufficient specimen, and the pathway (repeat sampling, D&amp;C,</w:t>
+      </w:r>
+      <w:r>
+        <w:t xml:space="preserve"> </w:t>
+      </w:r>
+      <w:r>
+        <w:t xml:space="preserve">or no further sampling) each of those patients received.</w:t>
+      </w:r>
+    </w:p>
+    <w:p>
+      <w:pPr>
+        <w:pStyle w:val="BodyText"/>
+      </w:pPr>
+      <w:r>
+        <w:t xml:space="preserve">Other limitations warrant explicit statement. The fraction of failed</w:t>
+      </w:r>
+      <w:r>
+        <w:t xml:space="preserve"> </w:t>
+      </w:r>
+      <w:r>
+        <w:t xml:space="preserve">standalone office biopsies that escalate to D&amp;C, rather than a repeat</w:t>
+      </w:r>
+      <w:r>
+        <w:t xml:space="preserve"> </w:t>
+      </w:r>
+      <w:r>
+        <w:t xml:space="preserve">office attempt, was fixed at 100% in the base case; this is a conservative</w:t>
+      </w:r>
+      <w:r>
+        <w:t xml:space="preserve"> </w:t>
+      </w:r>
+      <w:r>
+        <w:t xml:space="preserve">assumption grounded in an analogous combined-screening protocol and a</w:t>
+      </w:r>
+      <w:r>
+        <w:t xml:space="preserve"> </w:t>
+      </w:r>
+      <w:r>
+        <w:t xml:space="preserve">non-Lynch decision-tree model’s expert estimate, not a direct measurement</w:t>
+      </w:r>
+      <w:r>
+        <w:t xml:space="preserve"> </w:t>
+      </w:r>
+      <w:r>
+        <w:t xml:space="preserve">in the standalone-office population, and its effect was therefore tested in</w:t>
+      </w:r>
+      <w:r>
+        <w:t xml:space="preserve"> </w:t>
+      </w:r>
+      <w:r>
+        <w:t xml:space="preserve">sensitivity analysis rather than treated as fixed. Operative D&amp;C’s own risk</w:t>
+      </w:r>
+      <w:r>
+        <w:t xml:space="preserve"> </w:t>
+      </w:r>
+      <w:r>
+        <w:t xml:space="preserve">of an inadequate specimen was not modeled, so its cost is likely a</w:t>
+      </w:r>
+      <w:r>
+        <w:t xml:space="preserve"> </w:t>
+      </w:r>
+      <w:r>
+        <w:t xml:space="preserve">conservative (lower-bound) estimate relative to a strategy that sometimes</w:t>
+      </w:r>
+      <w:r>
+        <w:t xml:space="preserve"> </w:t>
+      </w:r>
+      <w:r>
+        <w:t xml:space="preserve">requires its own repeat procedure. We did not monetize the adverse-event</w:t>
+      </w:r>
+      <w:r>
+        <w:t xml:space="preserve"> </w:t>
+      </w:r>
+      <w:r>
+        <w:t xml:space="preserve">probabilities used in the clinical-outcome sensitivity analysis, because no</w:t>
+      </w:r>
+      <w:r>
+        <w:t xml:space="preserve"> </w:t>
+      </w:r>
+      <w:r>
+        <w:t xml:space="preserve">adverse-event cost specific to this patient population and these procedures</w:t>
+      </w:r>
+      <w:r>
+        <w:t xml:space="preserve"> </w:t>
+      </w:r>
+      <w:r>
+        <w:t xml:space="preserve">could be identified without relying on values borrowed from a clinically</w:t>
+      </w:r>
+      <w:r>
+        <w:t xml:space="preserve"> </w:t>
+      </w:r>
+      <w:r>
+        <w:t xml:space="preserve">unrelated economic model; we report adverse-event exposure as a clinical</w:t>
+      </w:r>
+      <w:r>
+        <w:t xml:space="preserve"> </w:t>
+      </w:r>
+      <w:r>
+        <w:t xml:space="preserve">count rather than attach a speculative dollar value to it. Finally, several</w:t>
+      </w:r>
+      <w:r>
+        <w:t xml:space="preserve"> </w:t>
+      </w:r>
+      <w:r>
+        <w:t xml:space="preserve">inputs – the diagnostic sensitivity values used in a secondary analysis not</w:t>
+      </w:r>
+      <w:r>
+        <w:t xml:space="preserve"> </w:t>
+      </w:r>
+      <w:r>
+        <w:t xml:space="preserve">reported in detail here, and the D&amp;C and hysteroscopy adverse-event</w:t>
+      </w:r>
+      <w:r>
+        <w:t xml:space="preserve"> </w:t>
+      </w:r>
+      <w:r>
+        <w:t xml:space="preserve">probabilities – are drawn from general, non-Lynch populations rather than</w:t>
+      </w:r>
+      <w:r>
+        <w:t xml:space="preserve"> </w:t>
+      </w:r>
+      <w:r>
+        <w:t xml:space="preserve">from women undergoing Lynch syndrome surveillance specifically, because</w:t>
+      </w:r>
+      <w:r>
+        <w:t xml:space="preserve"> </w:t>
+      </w:r>
+      <w:r>
+        <w:t xml:space="preserve">Lynch-specific data for these particular parameters were not identified in</w:t>
+      </w:r>
+      <w:r>
+        <w:t xml:space="preserve"> </w:t>
+      </w:r>
+      <w:r>
+        <w:t xml:space="preserve">the literature search underlying this model.</w:t>
+      </w:r>
+    </w:p>
+    <w:p>
+      <w:pPr>
+        <w:pStyle w:val="BodyText"/>
+      </w:pPr>
+      <w:r>
+        <w:t xml:space="preserve">These findings are consistent with a broader literature showing that</w:t>
+      </w:r>
+      <w:r>
+        <w:t xml:space="preserve"> </w:t>
+      </w:r>
+      <w:r>
+        <w:t xml:space="preserve">office-based procedures generally cost health systems less than the same or</w:t>
+      </w:r>
+      <w:r>
+        <w:t xml:space="preserve"> </w:t>
+      </w:r>
+      <w:r>
+        <w:t xml:space="preserve">related procedures performed in an institutional setting, and that adding a</w:t>
+      </w:r>
+      <w:r>
+        <w:t xml:space="preserve"> </w:t>
+      </w:r>
+      <w:r>
+        <w:t xml:space="preserve">brief procedure to an already-sedated encounter avoids much of the</w:t>
+      </w:r>
+      <w:r>
+        <w:t xml:space="preserve"> </w:t>
+      </w:r>
+      <w:r>
+        <w:t xml:space="preserve">incremental cost of a separate procedural visit. Our model extends this</w:t>
+      </w:r>
+      <w:r>
+        <w:t xml:space="preserve"> </w:t>
+      </w:r>
+      <w:r>
+        <w:t xml:space="preserve">general pattern to the specific, three-way comparison relevant to Lynch</w:t>
+      </w:r>
+      <w:r>
+        <w:t xml:space="preserve"> </w:t>
+      </w:r>
+      <w:r>
+        <w:t xml:space="preserve">syndrome surveillance and quantifies it using contemporary, publicly</w:t>
+      </w:r>
+      <w:r>
+        <w:t xml:space="preserve"> </w:t>
+      </w:r>
+      <w:r>
+        <w:t xml:space="preserve">documented Medicare payment data rather than modeled charges.</w:t>
+      </w:r>
+    </w:p>
+    <w:p>
+      <w:pPr>
+        <w:pStyle w:val="BodyText"/>
+      </w:pPr>
+      <w:r>
+        <w:t xml:space="preserve">Endometrial biopsy performed during an already-scheduled surveillance</w:t>
+      </w:r>
+      <w:r>
+        <w:t xml:space="preserve"> </w:t>
+      </w:r>
+      <w:r>
+        <w:t xml:space="preserve">colonoscopy costs less, and exposes patients to less D&amp;C-related procedural</w:t>
+      </w:r>
+      <w:r>
+        <w:t xml:space="preserve"> </w:t>
+      </w:r>
+      <w:r>
+        <w:t xml:space="preserve">risk, than either standalone office biopsy or operative D&amp;C for Lynch</w:t>
+      </w:r>
+      <w:r>
+        <w:t xml:space="preserve"> </w:t>
+      </w:r>
+      <w:r>
+        <w:t xml:space="preserve">syndrome surveillance. This conclusion was robust to parameter uncertainty</w:t>
+      </w:r>
+      <w:r>
+        <w:t xml:space="preserve"> </w:t>
+      </w:r>
+      <w:r>
+        <w:t xml:space="preserve">and practice location in every sensitivity analysis performed. Programs</w:t>
+      </w:r>
+      <w:r>
+        <w:t xml:space="preserve"> </w:t>
+      </w:r>
+      <w:r>
+        <w:t xml:space="preserve">that can coordinate gastroenterology and gynecology scheduling should</w:t>
+      </w:r>
+      <w:r>
+        <w:t xml:space="preserve"> </w:t>
+      </w:r>
+      <w:r>
+        <w:t xml:space="preserve">consider combined biopsy as the default surveillance strategy for this</w:t>
+      </w:r>
+      <w:r>
+        <w:t xml:space="preserve"> </w:t>
+      </w:r>
+      <w:r>
+        <w:t xml:space="preserve">population.</w:t>
       </w:r>
     </w:p>
     <w:bookmarkEnd w:id="13"/>
@@ -1840,7 +2204,7 @@
         <w:t xml:space="preserve"> </w:t>
       </w:r>
       <w:r>
-        <w:t xml:space="preserve">analysis. Ann Intern Med 2011;155:69-79. [VERIFY exact page range]</w:t>
+        <w:t xml:space="preserve">analysis. Ann Intern Med 2011;155:69-79.</w:t>
       </w:r>
     </w:p>
     <w:p>
@@ -1905,6 +2269,320 @@
       </w:pPr>
       <w:r>
         <w:t xml:space="preserve">Figures and Tables</w:t>
+      </w:r>
+    </w:p>
+    <w:p>
+      <w:pPr>
+        <w:pStyle w:val="FirstParagraph"/>
+      </w:pPr>
+      <w:r>
+        <w:rPr>
+          <w:b/>
+          <w:bCs/>
+        </w:rPr>
+        <w:t xml:space="preserve">Table 1.</w:t>
+      </w:r>
+      <w:r>
+        <w:t xml:space="preserve"> </w:t>
+      </w:r>
+      <w:r>
+        <w:t xml:space="preserve">Model parameters: base-case value, low/high bound, distribution,</w:t>
+      </w:r>
+      <w:r>
+        <w:t xml:space="preserve"> </w:t>
+      </w:r>
+      <w:r>
+        <w:t xml:space="preserve">source citation, and evidence tier for every parameter in the model.</w:t>
+      </w:r>
+      <w:r>
+        <w:t xml:space="preserve"> </w:t>
+      </w:r>
+      <w:r>
+        <w:t xml:space="preserve">Satisfies CHEERS items 16 and 18 (a table of all assumptions with</w:t>
+      </w:r>
+      <w:r>
+        <w:t xml:space="preserve"> </w:t>
+      </w:r>
+      <w:r>
+        <w:t xml:space="preserve">justification and range).</w:t>
+      </w:r>
+      <w:r>
+        <w:t xml:space="preserve"> </w:t>
+      </w:r>
+      <w:r>
+        <w:rPr>
+          <w:i/>
+          <w:iCs/>
+        </w:rPr>
+        <w:t xml:space="preserve">Source:</w:t>
+      </w:r>
+      <w:r>
+        <w:t xml:space="preserve"> </w:t>
+      </w:r>
+      <w:r>
+        <w:rPr>
+          <w:rStyle w:val="VerbatimChar"/>
+        </w:rPr>
+        <w:t xml:space="preserve">tables/manuscript_table1_parameters.csv</w:t>
+      </w:r>
+      <w:r>
+        <w:t xml:space="preserve">.</w:t>
+      </w:r>
+    </w:p>
+    <w:p>
+      <w:pPr>
+        <w:pStyle w:val="BodyText"/>
+      </w:pPr>
+      <w:r>
+        <w:rPr>
+          <w:b/>
+          <w:bCs/>
+        </w:rPr>
+        <w:t xml:space="preserve">Table 2.</w:t>
+      </w:r>
+      <w:r>
+        <w:t xml:space="preserve"> </w:t>
+      </w:r>
+      <w:r>
+        <w:t xml:space="preserve">Base-case cost and clinical-outcome summary: initial cost,</w:t>
+      </w:r>
+      <w:r>
+        <w:t xml:space="preserve"> </w:t>
+      </w:r>
+      <w:r>
+        <w:t xml:space="preserve">escalation probability, expected total cost, and mean PSA-derived</w:t>
+      </w:r>
+      <w:r>
+        <w:t xml:space="preserve"> </w:t>
+      </w:r>
+      <w:r>
+        <w:t xml:space="preserve">adverse-event and delayed-neoplasia exposure, by strategy.</w:t>
+      </w:r>
+      <w:r>
+        <w:t xml:space="preserve"> </w:t>
+      </w:r>
+      <w:r>
+        <w:rPr>
+          <w:i/>
+          <w:iCs/>
+        </w:rPr>
+        <w:t xml:space="preserve">Source:</w:t>
+      </w:r>
+      <w:r>
+        <w:t xml:space="preserve"> </w:t>
+      </w:r>
+      <w:r>
+        <w:rPr>
+          <w:rStyle w:val="VerbatimChar"/>
+        </w:rPr>
+        <w:t xml:space="preserve">tables/manuscript_table10_summary.csv</w:t>
+      </w:r>
+      <w:r>
+        <w:t xml:space="preserve"> </w:t>
+      </w:r>
+      <w:r>
+        <w:t xml:space="preserve">(built by</w:t>
+      </w:r>
+      <w:r>
+        <w:t xml:space="preserve"> </w:t>
+      </w:r>
+      <w:r>
+        <w:rPr>
+          <w:rStyle w:val="VerbatimChar"/>
+        </w:rPr>
+        <w:t xml:space="preserve">analysis/11_manuscript_table10_summary.R</w:t>
+      </w:r>
+      <w:r>
+        <w:t xml:space="preserve"> </w:t>
+      </w:r>
+      <w:r>
+        <w:t xml:space="preserve">from the same PSA draws the</w:t>
+      </w:r>
+      <w:r>
+        <w:t xml:space="preserve"> </w:t>
+      </w:r>
+      <w:r>
+        <w:t xml:space="preserve">Results text is based on).</w:t>
+      </w:r>
+    </w:p>
+    <w:p>
+      <w:pPr>
+        <w:pStyle w:val="BodyText"/>
+      </w:pPr>
+      <w:r>
+        <w:rPr>
+          <w:b/>
+          <w:bCs/>
+        </w:rPr>
+        <w:t xml:space="preserve">Figure 1.</w:t>
+      </w:r>
+      <w:r>
+        <w:t xml:space="preserve"> </w:t>
+      </w:r>
+      <w:r>
+        <w:t xml:space="preserve">Decision-tree model diagram: the three strategies, their</w:t>
+      </w:r>
+      <w:r>
+        <w:t xml:space="preserve"> </w:t>
+      </w:r>
+      <w:r>
+        <w:t xml:space="preserve">chance-node escalation probabilities, and the path-specific and</w:t>
+      </w:r>
+      <w:r>
+        <w:t xml:space="preserve"> </w:t>
+      </w:r>
+      <w:r>
+        <w:t xml:space="preserve">expected total cost at each terminal node. Satisfies CHEERS item 15 (a</w:t>
+      </w:r>
+      <w:r>
+        <w:t xml:space="preserve"> </w:t>
+      </w:r>
+      <w:r>
+        <w:t xml:space="preserve">figure summarizing the model).</w:t>
+      </w:r>
+      <w:r>
+        <w:t xml:space="preserve"> </w:t>
+      </w:r>
+      <w:r>
+        <w:rPr>
+          <w:i/>
+          <w:iCs/>
+        </w:rPr>
+        <w:t xml:space="preserve">Source:</w:t>
+      </w:r>
+      <w:r>
+        <w:t xml:space="preserve"> </w:t>
+      </w:r>
+      <w:r>
+        <w:rPr>
+          <w:rStyle w:val="VerbatimChar"/>
+        </w:rPr>
+        <w:t xml:space="preserve">figures/figure7_decision_tree.png</w:t>
+      </w:r>
+      <w:r>
+        <w:t xml:space="preserve"> </w:t>
+      </w:r>
+      <w:r>
+        <w:t xml:space="preserve">(built by</w:t>
+      </w:r>
+      <w:r>
+        <w:t xml:space="preserve"> </w:t>
+      </w:r>
+      <w:r>
+        <w:rPr>
+          <w:rStyle w:val="VerbatimChar"/>
+        </w:rPr>
+        <w:t xml:space="preserve">analysis/10_decision_tree_figure.R</w:t>
+      </w:r>
+      <w:r>
+        <w:t xml:space="preserve"> </w:t>
+      </w:r>
+      <w:r>
+        <w:t xml:space="preserve">directly from live model</w:t>
+      </w:r>
+      <w:r>
+        <w:t xml:space="preserve"> </w:t>
+      </w:r>
+      <w:r>
+        <w:t xml:space="preserve">output, not hand-drawn).</w:t>
+      </w:r>
+    </w:p>
+    <w:p>
+      <w:pPr>
+        <w:pStyle w:val="BodyText"/>
+      </w:pPr>
+      <w:r>
+        <w:rPr>
+          <w:b/>
+          <w:bCs/>
+        </w:rPr>
+        <w:t xml:space="preserve">Figure 2.</w:t>
+      </w:r>
+      <w:r>
+        <w:t xml:space="preserve"> </w:t>
+      </w:r>
+      <w:r>
+        <w:t xml:space="preserve">Probabilistic sensitivity analysis: distribution of the</w:t>
+      </w:r>
+      <w:r>
+        <w:t xml:space="preserve"> </w:t>
+      </w:r>
+      <w:r>
+        <w:t xml:space="preserve">incremental cost of combined biopsy versus office biopsy across 1,000 Monte</w:t>
+      </w:r>
+      <w:r>
+        <w:t xml:space="preserve"> </w:t>
+      </w:r>
+      <w:r>
+        <w:t xml:space="preserve">Carlo draws.</w:t>
+      </w:r>
+      <w:r>
+        <w:t xml:space="preserve"> </w:t>
+      </w:r>
+      <w:r>
+        <w:rPr>
+          <w:i/>
+          <w:iCs/>
+        </w:rPr>
+        <w:t xml:space="preserve">Source:</w:t>
+      </w:r>
+      <w:r>
+        <w:t xml:space="preserve"> </w:t>
+      </w:r>
+      <w:r>
+        <w:rPr>
+          <w:rStyle w:val="VerbatimChar"/>
+        </w:rPr>
+        <w:t xml:space="preserve">figures/figure4_psa_incremental_cost.jpeg</w:t>
+      </w:r>
+      <w:r>
+        <w:t xml:space="preserve">.</w:t>
+      </w:r>
+    </w:p>
+    <w:p>
+      <w:pPr>
+        <w:pStyle w:val="BodyText"/>
+      </w:pPr>
+      <w:r>
+        <w:rPr>
+          <w:b/>
+          <w:bCs/>
+        </w:rPr>
+        <w:t xml:space="preserve">Figure 3.</w:t>
+      </w:r>
+      <w:r>
+        <w:t xml:space="preserve"> </w:t>
+      </w:r>
+      <w:r>
+        <w:t xml:space="preserve">Geographic sensitivity analysis: expected cost per strategy</w:t>
+      </w:r>
+      <w:r>
+        <w:t xml:space="preserve"> </w:t>
+      </w:r>
+      <w:r>
+        <w:t xml:space="preserve">at four localities (national, Colorado, low-cost, high-cost).</w:t>
+      </w:r>
+      <w:r>
+        <w:t xml:space="preserve"> </w:t>
+      </w:r>
+      <w:r>
+        <w:rPr>
+          <w:i/>
+          <w:iCs/>
+        </w:rPr>
+        <w:t xml:space="preserve">Source:</w:t>
+      </w:r>
+      <w:r>
+        <w:t xml:space="preserve"> </w:t>
+      </w:r>
+      <w:r>
+        <w:rPr>
+          <w:rStyle w:val="VerbatimChar"/>
+        </w:rPr>
+        <w:t xml:space="preserve">figures/figure6_geographic_sensitivity.jpeg</w:t>
+      </w:r>
+      <w:r>
+        <w:t xml:space="preserve">.</w:t>
       </w:r>
     </w:p>
     <w:bookmarkEnd w:id="15"/>

--- a/manuscript/manuscript.docx
+++ b/manuscript/manuscript.docx
@@ -518,31 +518,75 @@
         <w:t xml:space="preserve"> </w:t>
       </w:r>
       <w:r>
-        <w:t xml:space="preserve">endometrial cancer surveillance in women with Lynch syndrome: standalone</w:t>
-      </w:r>
-      <w:r>
-        <w:t xml:space="preserve"> </w:t>
-      </w:r>
-      <w:r>
-        <w:t xml:space="preserve">office endometrial biopsy, operative dilation and curettage (D&amp;C), and</w:t>
-      </w:r>
-      <w:r>
-        <w:t xml:space="preserve"> </w:t>
-      </w:r>
-      <w:r>
-        <w:t xml:space="preserve">endometrial biopsy performed during an already-scheduled surveillance</w:t>
-      </w:r>
-      <w:r>
-        <w:t xml:space="preserve"> </w:t>
-      </w:r>
-      <w:r>
-        <w:t xml:space="preserve">colonoscopy (combined biopsy). The analysis took a U.S. health-system/payer</w:t>
-      </w:r>
-      <w:r>
-        <w:t xml:space="preserve"> </w:t>
-      </w:r>
-      <w:r>
-        <w:t xml:space="preserve">perspective, using Medicare-anchored allowed amounts (the Physician Fee</w:t>
+        <w:t xml:space="preserve">endometrial cancer surveillance in adult women with Lynch syndrome who are</w:t>
+      </w:r>
+      <w:r>
+        <w:t xml:space="preserve"> </w:t>
+      </w:r>
+      <w:r>
+        <w:t xml:space="preserve">candidates for gynecologic surveillance and have an already-scheduled</w:t>
+      </w:r>
+      <w:r>
+        <w:t xml:space="preserve"> </w:t>
+      </w:r>
+      <w:r>
+        <w:t xml:space="preserve">surveillance colonoscopy: standalone office endometrial biopsy, operative</w:t>
+      </w:r>
+      <w:r>
+        <w:t xml:space="preserve"> </w:t>
+      </w:r>
+      <w:r>
+        <w:t xml:space="preserve">dilation and curettage (D&amp;C), and endometrial biopsy performed during that</w:t>
+      </w:r>
+      <w:r>
+        <w:t xml:space="preserve"> </w:t>
+      </w:r>
+      <w:r>
+        <w:t xml:space="preserve">colonoscopy (combined biopsy). Age, genotype, menopausal status, and prior</w:t>
+      </w:r>
+      <w:r>
+        <w:t xml:space="preserve"> </w:t>
+      </w:r>
+      <w:r>
+        <w:t xml:space="preserve">biopsy history were not modeled separately; the model represents a single</w:t>
+      </w:r>
+      <w:r>
+        <w:t xml:space="preserve"> </w:t>
+      </w:r>
+      <w:r>
+        <w:t xml:space="preserve">surveillance episode rather than a specific patient subgroup. No</w:t>
+      </w:r>
+      <w:r>
+        <w:t xml:space="preserve"> </w:t>
+      </w:r>
+      <w:r>
+        <w:t xml:space="preserve">prespecified health economic analysis plan was registered before the</w:t>
+      </w:r>
+      <w:r>
+        <w:t xml:space="preserve"> </w:t>
+      </w:r>
+      <w:r>
+        <w:t xml:space="preserve">analysis began; complete parameter-level sourcing is provided as</w:t>
+      </w:r>
+      <w:r>
+        <w:t xml:space="preserve"> </w:t>
+      </w:r>
+      <w:r>
+        <w:t xml:space="preserve">supplementary material.</w:t>
+      </w:r>
+    </w:p>
+    <w:p>
+      <w:pPr>
+        <w:pStyle w:val="BodyText"/>
+      </w:pPr>
+      <w:r>
+        <w:t xml:space="preserve">The analysis took a U.S. healthcare-sector perspective. Healthcare resources</w:t>
+      </w:r>
+      <w:r>
+        <w:t xml:space="preserve"> </w:t>
+      </w:r>
+      <w:r>
+        <w:t xml:space="preserve">were valued primarily using Medicare allowed amounts (the Physician Fee</w:t>
       </w:r>
       <w:r>
         <w:t xml:space="preserve"> </w:t>
@@ -554,7 +598,7 @@
         <w:t xml:space="preserve"> </w:t>
       </w:r>
       <w:r>
-        <w:t xml:space="preserve">Public Use Files) rather than hospital charges.</w:t>
+        <w:t xml:space="preserve">Public Use Files),</w:t>
       </w:r>
       <w:r>
         <w:rPr>
@@ -566,25 +610,73 @@
         <w:t xml:space="preserve"> </w:t>
       </w:r>
       <w:r>
-        <w:t xml:space="preserve">All costs are reported in</w:t>
-      </w:r>
-      <w:r>
-        <w:t xml:space="preserve"> </w:t>
-      </w:r>
-      <w:r>
-        <w:t xml:space="preserve">2026 U.S. dollars; costs originally reported in an earlier year were</w:t>
-      </w:r>
-      <w:r>
-        <w:t xml:space="preserve"> </w:t>
-      </w:r>
-      <w:r>
-        <w:t xml:space="preserve">inflation-adjusted using the Bureau of Labor Statistics Consumer Price Index</w:t>
-      </w:r>
-      <w:r>
-        <w:t xml:space="preserve"> </w:t>
-      </w:r>
-      <w:r>
-        <w:t xml:space="preserve">for Medical Care.</w:t>
+        <w:t xml:space="preserve">supplemented by published resource-cost estimates for</w:t>
+      </w:r>
+      <w:r>
+        <w:t xml:space="preserve"> </w:t>
+      </w:r>
+      <w:r>
+        <w:t xml:space="preserve">services not separately reimbursed, such as incremental procedure-room and</w:t>
+      </w:r>
+      <w:r>
+        <w:t xml:space="preserve"> </w:t>
+      </w:r>
+      <w:r>
+        <w:t xml:space="preserve">anesthesia time and scheduling-coordination labor. Patient time,</w:t>
+      </w:r>
+      <w:r>
+        <w:t xml:space="preserve"> </w:t>
+      </w:r>
+      <w:r>
+        <w:t xml:space="preserve">transportation, lost productivity, and other nonmedical costs were excluded.</w:t>
+      </w:r>
+      <w:r>
+        <w:t xml:space="preserve"> </w:t>
+      </w:r>
+      <w:r>
+        <w:t xml:space="preserve">All costs are reported in 2026 U.S. dollars; costs originally reported in an</w:t>
+      </w:r>
+      <w:r>
+        <w:t xml:space="preserve"> </w:t>
+      </w:r>
+      <w:r>
+        <w:t xml:space="preserve">earlier year were inflation-adjusted using the Bureau of Labor Statistics</w:t>
+      </w:r>
+      <w:r>
+        <w:t xml:space="preserve"> </w:t>
+      </w:r>
+      <w:r>
+        <w:t xml:space="preserve">Consumer Price Index for Medical Care. The analytic horizon was a single</w:t>
+      </w:r>
+      <w:r>
+        <w:t xml:space="preserve"> </w:t>
+      </w:r>
+      <w:r>
+        <w:t xml:space="preserve">endometrial-surveillance episode, beginning with the initial sampling</w:t>
+      </w:r>
+      <w:r>
+        <w:t xml:space="preserve"> </w:t>
+      </w:r>
+      <w:r>
+        <w:t xml:space="preserve">strategy and extending through any rescue D&amp;C required after an</w:t>
+      </w:r>
+      <w:r>
+        <w:t xml:space="preserve"> </w:t>
+      </w:r>
+      <w:r>
+        <w:t xml:space="preserve">unsuccessful initial attempt; costs or consequences beyond resolution of</w:t>
+      </w:r>
+      <w:r>
+        <w:t xml:space="preserve"> </w:t>
+      </w:r>
+      <w:r>
+        <w:t xml:space="preserve">that episode were not included. Because the horizon was less than one year,</w:t>
+      </w:r>
+      <w:r>
+        <w:t xml:space="preserve"> </w:t>
+      </w:r>
+      <w:r>
+        <w:t xml:space="preserve">costs were not discounted.</w:t>
       </w:r>
     </w:p>
     <w:p>
@@ -592,13 +684,31 @@
         <w:pStyle w:val="BodyText"/>
       </w:pPr>
       <w:r>
-        <w:t xml:space="preserve">A cost-minimization design assumes equivalent clinical effectiveness across</w:t>
-      </w:r>
-      <w:r>
-        <w:t xml:space="preserve"> </w:t>
-      </w:r>
-      <w:r>
-        <w:t xml:space="preserve">strategies – specifically, that an adequate endometrial specimen provides</w:t>
+        <w:t xml:space="preserve">Total expected cost per patient was the primary outcome, selected because</w:t>
+      </w:r>
+      <w:r>
+        <w:t xml:space="preserve"> </w:t>
+      </w:r>
+      <w:r>
+        <w:t xml:space="preserve">the decision this model addresses – which sampling strategy a program</w:t>
+      </w:r>
+      <w:r>
+        <w:t xml:space="preserve"> </w:t>
+      </w:r>
+      <w:r>
+        <w:t xml:space="preserve">should adopt – is, in the base case, a cost-minimization question: a</w:t>
+      </w:r>
+      <w:r>
+        <w:t xml:space="preserve"> </w:t>
+      </w:r>
+      <w:r>
+        <w:t xml:space="preserve">cost-minimization design assumes equivalent clinical effectiveness across</w:t>
+      </w:r>
+      <w:r>
+        <w:t xml:space="preserve"> </w:t>
+      </w:r>
+      <w:r>
+        <w:t xml:space="preserve">strategies, specifically that an adequate endometrial specimen provides</w:t>
       </w:r>
       <w:r>
         <w:t xml:space="preserve"> </w:t>
@@ -622,19 +732,43 @@
         <w:t xml:space="preserve"> </w:t>
       </w:r>
       <w:r>
-        <w:t xml:space="preserve">threshold, or efficiency frontier). Instead, we conducted two supplementary</w:t>
-      </w:r>
-      <w:r>
-        <w:t xml:space="preserve"> </w:t>
-      </w:r>
-      <w:r>
-        <w:t xml:space="preserve">clinical-outcome sensitivity analyses that directly test, rather than merely</w:t>
-      </w:r>
-      <w:r>
-        <w:t xml:space="preserve"> </w:t>
-      </w:r>
-      <w:r>
-        <w:t xml:space="preserve">assume, this equivalence (described below).</w:t>
+        <w:t xml:space="preserve">threshold, or efficiency frontier). Instead, we selected two secondary</w:t>
+      </w:r>
+      <w:r>
+        <w:t xml:space="preserve"> </w:t>
+      </w:r>
+      <w:r>
+        <w:t xml:space="preserve">outcomes – D&amp;C-related adverse-event exposure and delayed-neoplasia</w:t>
+      </w:r>
+      <w:r>
+        <w:t xml:space="preserve"> </w:t>
+      </w:r>
+      <w:r>
+        <w:t xml:space="preserve">probability – specifically to test, rather than merely assume, this</w:t>
+      </w:r>
+      <w:r>
+        <w:t xml:space="preserve"> </w:t>
+      </w:r>
+      <w:r>
+        <w:t xml:space="preserve">equivalence (described below). Both secondary outcomes are reported as</w:t>
+      </w:r>
+      <w:r>
+        <w:t xml:space="preserve"> </w:t>
+      </w:r>
+      <w:r>
+        <w:t xml:space="preserve">event counts per 1,000 patients; neither was converted to a utility,</w:t>
+      </w:r>
+      <w:r>
+        <w:t xml:space="preserve"> </w:t>
+      </w:r>
+      <w:r>
+        <w:t xml:space="preserve">quality-adjusted life-year, or monetary value, so no outcome valuation</w:t>
+      </w:r>
+      <w:r>
+        <w:t xml:space="preserve"> </w:t>
+      </w:r>
+      <w:r>
+        <w:t xml:space="preserve">step was required for them.</w:t>
       </w:r>
     </w:p>
     <w:p>
@@ -1126,6 +1260,80 @@
         <w:pStyle w:val="BodyText"/>
       </w:pPr>
       <w:r>
+        <w:t xml:space="preserve">The geographic sensitivity analysis characterizes setting-level</w:t>
+      </w:r>
+      <w:r>
+        <w:t xml:space="preserve"> </w:t>
+      </w:r>
+      <w:r>
+        <w:t xml:space="preserve">heterogeneity (how the base-case conclusion varies by practice location);</w:t>
+      </w:r>
+      <w:r>
+        <w:t xml:space="preserve"> </w:t>
+      </w:r>
+      <w:r>
+        <w:t xml:space="preserve">it does not characterize patient-level heterogeneity, which was not</w:t>
+      </w:r>
+      <w:r>
+        <w:t xml:space="preserve"> </w:t>
+      </w:r>
+      <w:r>
+        <w:t xml:space="preserve">modeled – the model does not stratify results by age, genotype,</w:t>
+      </w:r>
+      <w:r>
+        <w:t xml:space="preserve"> </w:t>
+      </w:r>
+      <w:r>
+        <w:t xml:space="preserve">menopausal status, or other individual patient characteristics.</w:t>
+      </w:r>
+      <w:r>
+        <w:t xml:space="preserve"> </w:t>
+      </w:r>
+      <w:r>
+        <w:t xml:space="preserve">Distributional or equity effects (e.g., differential access or affordability</w:t>
+      </w:r>
+      <w:r>
+        <w:t xml:space="preserve"> </w:t>
+      </w:r>
+      <w:r>
+        <w:t xml:space="preserve">across patient subgroups) were outside this analysis’s scope. Structural</w:t>
+      </w:r>
+      <w:r>
+        <w:t xml:space="preserve"> </w:t>
+      </w:r>
+      <w:r>
+        <w:t xml:space="preserve">modeling assumptions describing actual clinical workflow (e.g., whether the</w:t>
+      </w:r>
+      <w:r>
+        <w:t xml:space="preserve"> </w:t>
+      </w:r>
+      <w:r>
+        <w:t xml:space="preserve">combined-biopsy strategy requires a separate preoperative office visit)</w:t>
+      </w:r>
+      <w:r>
+        <w:t xml:space="preserve"> </w:t>
+      </w:r>
+      <w:r>
+        <w:t xml:space="preserve">were informed by clinician-investigator practice experience; no formal</w:t>
+      </w:r>
+      <w:r>
+        <w:t xml:space="preserve"> </w:t>
+      </w:r>
+      <w:r>
+        <w:t xml:space="preserve">patient or public engagement process was undertaken in developing this</w:t>
+      </w:r>
+      <w:r>
+        <w:t xml:space="preserve"> </w:t>
+      </w:r>
+      <w:r>
+        <w:t xml:space="preserve">model.</w:t>
+      </w:r>
+    </w:p>
+    <w:p>
+      <w:pPr>
+        <w:pStyle w:val="BodyText"/>
+      </w:pPr>
+      <w:r>
         <w:t xml:space="preserve">We compared the model’s cost estimates against three independently</w:t>
       </w:r>
       <w:r>
@@ -1212,7 +1420,25 @@
         <w:t xml:space="preserve"> </w:t>
       </w:r>
       <w:r>
-        <w:t xml:space="preserve">institution-identifying detail belong on the title page, not here.]</w:t>
+        <w:t xml:space="preserve">institution-identifying detail belong on the title page, not here.] This</w:t>
+      </w:r>
+      <w:r>
+        <w:t xml:space="preserve"> </w:t>
+      </w:r>
+      <w:r>
+        <w:t xml:space="preserve">study is reported in accordance with the Consolidated Health Economic</w:t>
+      </w:r>
+      <w:r>
+        <w:t xml:space="preserve"> </w:t>
+      </w:r>
+      <w:r>
+        <w:t xml:space="preserve">Evaluation Reporting Standards (CHEERS) 2022 statement; the completed</w:t>
+      </w:r>
+      <w:r>
+        <w:t xml:space="preserve"> </w:t>
+      </w:r>
+      <w:r>
+        <w:t xml:space="preserve">checklist is provided as Supplemental Digital Content.</w:t>
       </w:r>
     </w:p>
     <w:bookmarkEnd w:id="11"/>

--- a/manuscript/manuscript.docx
+++ b/manuscript/manuscript.docx
@@ -21,7 +21,7 @@
         <w:t xml:space="preserve"> </w:t>
       </w:r>
       <w:r>
-        <w:t xml:space="preserve">Surveillance: A Decision-Analytic Model</w:t>
+        <w:t xml:space="preserve">Surveillance</w:t>
       </w:r>
     </w:p>
     <w:p>
@@ -39,25 +39,19 @@
         <w:t xml:space="preserve"> </w:t>
       </w:r>
       <w:r>
-        <w:t xml:space="preserve">[DRAFT, count words, limit 25] Combining endometrial biopsy with</w:t>
-      </w:r>
-      <w:r>
-        <w:t xml:space="preserve"> </w:t>
-      </w:r>
-      <w:r>
-        <w:t xml:space="preserve">an already-scheduled surveillance colonoscopy costs less than a standalone</w:t>
-      </w:r>
-      <w:r>
-        <w:t xml:space="preserve"> </w:t>
-      </w:r>
-      <w:r>
-        <w:t xml:space="preserve">office biopsy or operative dilation and curettage across a wide range of</w:t>
-      </w:r>
-      <w:r>
-        <w:t xml:space="preserve"> </w:t>
-      </w:r>
-      <w:r>
-        <w:t xml:space="preserve">assumptions and practice locations.</w:t>
+        <w:t xml:space="preserve">Combining endometrial biopsy with an already-scheduled</w:t>
+      </w:r>
+      <w:r>
+        <w:t xml:space="preserve"> </w:t>
+      </w:r>
+      <w:r>
+        <w:t xml:space="preserve">colonoscopy costs less than standalone office biopsy or operative dilation</w:t>
+      </w:r>
+      <w:r>
+        <w:t xml:space="preserve"> </w:t>
+      </w:r>
+      <w:r>
+        <w:t xml:space="preserve">and curettage across a range of assumptions and locations.</w:t>
       </w:r>
     </w:p>
     <w:bookmarkStart w:id="9" w:name="abstract"/>

--- a/manuscript/manuscript.docx
+++ b/manuscript/manuscript.docx
@@ -228,7 +228,7 @@
         <w:t xml:space="preserve"> </w:t>
       </w:r>
       <w:r>
-        <w:t xml:space="preserve">standalone office biopsy and was cost-saving in 82.0% of probabilistic</w:t>
+        <w:t xml:space="preserve">standalone office biopsy and was cost-saving in 82.3% of probabilistic</w:t>
       </w:r>
       <w:r>
         <w:t xml:space="preserve"> </w:t>
@@ -264,13 +264,13 @@
         <w:t xml:space="preserve"> </w:t>
       </w:r>
       <w:r>
-        <w:t xml:space="preserve">D&amp;C-rescue-driven adverse events than standalone office biopsy (mean 0.34</w:t>
-      </w:r>
-      <w:r>
-        <w:t xml:space="preserve"> </w:t>
-      </w:r>
-      <w:r>
-        <w:t xml:space="preserve">vs 2.11 events per 1,000 patients).</w:t>
+        <w:t xml:space="preserve">D&amp;C-rescue-driven adverse events than standalone office biopsy (mean 0.36</w:t>
+      </w:r>
+      <w:r>
+        <w:t xml:space="preserve"> </w:t>
+      </w:r>
+      <w:r>
+        <w:t xml:space="preserve">vs 2.12 events per 1,000 patients).</w:t>
       </w:r>
     </w:p>
     <w:p>
@@ -1532,13 +1532,13 @@
         <w:t xml:space="preserve"> </w:t>
       </w:r>
       <w:r>
-        <w:t xml:space="preserve">cost of $536.50 (SD $113.50) and office biopsy a mean cost of $678.20 (SD</w:t>
-      </w:r>
-      <w:r>
-        <w:t xml:space="preserve"> </w:t>
-      </w:r>
-      <w:r>
-        <w:t xml:space="preserve">$114.50). Combined biopsy was the least expensive strategy in 82.0% of</w:t>
+        <w:t xml:space="preserve">cost of $537.34 (SD $114.32) and office biopsy a mean cost of $676.60 (SD</w:t>
+      </w:r>
+      <w:r>
+        <w:t xml:space="preserve"> </w:t>
+      </w:r>
+      <w:r>
+        <w:t xml:space="preserve">$112.80). Combined biopsy was the least expensive strategy in 82.3% of</w:t>
       </w:r>
       <w:r>
         <w:t xml:space="preserve"> </w:t>
@@ -1632,13 +1632,13 @@
         <w:t xml:space="preserve"> </w:t>
       </w:r>
       <w:r>
-        <w:t xml:space="preserve">combined biopsy (mean 0.34 events per 1,000 patients) than for office</w:t>
-      </w:r>
-      <w:r>
-        <w:t xml:space="preserve"> </w:t>
-      </w:r>
-      <w:r>
-        <w:t xml:space="preserve">biopsy (mean 2.11 per 1,000), reflecting the combined arm’s lower</w:t>
+        <w:t xml:space="preserve">combined biopsy (mean 0.36 events per 1,000 patients) than for office</w:t>
+      </w:r>
+      <w:r>
+        <w:t xml:space="preserve"> </w:t>
+      </w:r>
+      <w:r>
+        <w:t xml:space="preserve">biopsy (mean 2.12 per 1,000), reflecting the combined arm’s lower</w:t>
       </w:r>
       <w:r>
         <w:t xml:space="preserve"> </w:t>
@@ -1650,7 +1650,7 @@
         <w:t xml:space="preserve"> </w:t>
       </w:r>
       <w:r>
-        <w:t xml:space="preserve">adverse-event exposure of 19.16 per 1,000. The office-biopsy arm’s estimated</w:t>
+        <w:t xml:space="preserve">adverse-event exposure of 19.21 per 1,000. The office-biopsy arm’s estimated</w:t>
       </w:r>
       <w:r>
         <w:t xml:space="preserve"> </w:t>
@@ -1662,7 +1662,7 @@
         <w:t xml:space="preserve"> </w:t>
       </w:r>
       <w:r>
-        <w:t xml:space="preserve">cancer or precancer) had a mean of 1.52 per 1,000 patients. The</w:t>
+        <w:t xml:space="preserve">cancer or precancer) had a mean of 1.54 per 1,000 patients. The</w:t>
       </w:r>
       <w:r>
         <w:t xml:space="preserve"> </w:t>

--- a/manuscript/manuscript.docx
+++ b/manuscript/manuscript.docx
@@ -210,25 +210,25 @@
         <w:t xml:space="preserve"> </w:t>
       </w:r>
       <w:r>
-        <w:t xml:space="preserve">In the base case, combined biopsy cost an estimated $505.88 per</w:t>
-      </w:r>
-      <w:r>
-        <w:t xml:space="preserve"> </w:t>
-      </w:r>
-      <w:r>
-        <w:t xml:space="preserve">patient, compared with $764.93 for standalone office biopsy and $3,827.04</w:t>
-      </w:r>
-      <w:r>
-        <w:t xml:space="preserve"> </w:t>
-      </w:r>
-      <w:r>
-        <w:t xml:space="preserve">for operative D&amp;C. Combined biopsy was $259.04 (33.9%) less expensive than</w:t>
-      </w:r>
-      <w:r>
-        <w:t xml:space="preserve"> </w:t>
-      </w:r>
-      <w:r>
-        <w:t xml:space="preserve">standalone office biopsy and was cost-saving in 82.3% of probabilistic</w:t>
+        <w:t xml:space="preserve">In the base case, combined biopsy cost an estimated $506.11 per</w:t>
+      </w:r>
+      <w:r>
+        <w:t xml:space="preserve"> </w:t>
+      </w:r>
+      <w:r>
+        <w:t xml:space="preserve">patient, compared with $766.62 for standalone office biopsy and $3,839.81</w:t>
+      </w:r>
+      <w:r>
+        <w:t xml:space="preserve"> </w:t>
+      </w:r>
+      <w:r>
+        <w:t xml:space="preserve">for operative D&amp;C. Combined biopsy was $260.51 (34.0%) less expensive than</w:t>
+      </w:r>
+      <w:r>
+        <w:t xml:space="preserve"> </w:t>
+      </w:r>
+      <w:r>
+        <w:t xml:space="preserve">standalone office biopsy and was cost-saving in 81.4% of probabilistic</w:t>
       </w:r>
       <w:r>
         <w:t xml:space="preserve"> </w:t>
@@ -246,13 +246,13 @@
         <w:t xml:space="preserve"> </w:t>
       </w:r>
       <w:r>
-        <w:t xml:space="preserve">over standalone office biopsy widening from $209.77 in a low-cost locality</w:t>
-      </w:r>
-      <w:r>
-        <w:t xml:space="preserve"> </w:t>
-      </w:r>
-      <w:r>
-        <w:t xml:space="preserve">to $353.14 in a high-cost locality. Clinical-outcome sensitivity analysis</w:t>
+        <w:t xml:space="preserve">over standalone office biopsy widening from $211.24 in a low-cost locality</w:t>
+      </w:r>
+      <w:r>
+        <w:t xml:space="preserve"> </w:t>
+      </w:r>
+      <w:r>
+        <w:t xml:space="preserve">to $354.61 in a high-cost locality. Clinical-outcome sensitivity analysis</w:t>
       </w:r>
       <w:r>
         <w:t xml:space="preserve"> </w:t>
@@ -270,7 +270,7 @@
         <w:t xml:space="preserve"> </w:t>
       </w:r>
       <w:r>
-        <w:t xml:space="preserve">vs 2.12 events per 1,000 patients).</w:t>
+        <w:t xml:space="preserve">vs 2.15 events per 1,000 patients).</w:t>
       </w:r>
     </w:p>
     <w:p>
@@ -788,7 +788,61 @@
         <w:t xml:space="preserve"> </w:t>
       </w:r>
       <w:r>
-        <w:t xml:space="preserve">branch of its own in the base case. The combined-biopsy arm was modeled</w:t>
+        <w:t xml:space="preserve">branch of its own in the base case; its cost also includes a partial</w:t>
+      </w:r>
+      <w:r>
+        <w:t xml:space="preserve"> </w:t>
+      </w:r>
+      <w:r>
+        <w:t xml:space="preserve">expected cost for uterine perforation, restricted to the one management</w:t>
+      </w:r>
+      <w:r>
+        <w:t xml:space="preserve"> </w:t>
+      </w:r>
+      <w:r>
+        <w:t xml:space="preserve">pathway (diagnostic laparoscopy) with a cost fully traceable to current</w:t>
+      </w:r>
+      <w:r>
+        <w:t xml:space="preserve"> </w:t>
+      </w:r>
+      <w:r>
+        <w:t xml:space="preserve">Medicare payment data,</w:t>
+      </w:r>
+      <w:r>
+        <w:rPr>
+          <w:vertAlign w:val="superscript"/>
+        </w:rPr>
+        <w:t xml:space="preserve">6,7</w:t>
+      </w:r>
+      <w:r>
+        <w:t xml:space="preserve"> </w:t>
+      </w:r>
+      <w:r>
+        <w:t xml:space="preserve">weighted by that pathway’s observed probability</w:t>
+      </w:r>
+      <w:r>
+        <w:t xml:space="preserve"> </w:t>
+      </w:r>
+      <w:r>
+        <w:t xml:space="preserve">in an independent cohort study of postperforation management.</w:t>
+      </w:r>
+      <w:r>
+        <w:rPr>
+          <w:vertAlign w:val="superscript"/>
+        </w:rPr>
+        <w:t xml:space="preserve">14</w:t>
+      </w:r>
+      <w:r>
+        <w:t xml:space="preserve"> </w:t>
+      </w:r>
+      <w:r>
+        <w:t xml:space="preserve">See</w:t>
+      </w:r>
+      <w:r>
+        <w:t xml:space="preserve"> </w:t>
+      </w:r>
+      <w:r>
+        <w:t xml:space="preserve">Discussion for what this deliberately excludes. The combined-biopsy arm was modeled</w:t>
       </w:r>
       <w:r>
         <w:t xml:space="preserve"> </w:t>
@@ -1450,19 +1504,19 @@
         <w:pStyle w:val="FirstParagraph"/>
       </w:pPr>
       <w:r>
-        <w:t xml:space="preserve">In the base case, combined biopsy cost an estimated $505.88 per patient,</w:t>
-      </w:r>
-      <w:r>
-        <w:t xml:space="preserve"> </w:t>
-      </w:r>
-      <w:r>
-        <w:t xml:space="preserve">compared with $764.93 for standalone office biopsy and $3,827.04 for</w:t>
-      </w:r>
-      <w:r>
-        <w:t xml:space="preserve"> </w:t>
-      </w:r>
-      <w:r>
-        <w:t xml:space="preserve">operative D&amp;C. Combined biopsy was $259.04 (33.9%) less expensive than</w:t>
+        <w:t xml:space="preserve">In the base case, combined biopsy cost an estimated $506.11 per patient,</w:t>
+      </w:r>
+      <w:r>
+        <w:t xml:space="preserve"> </w:t>
+      </w:r>
+      <w:r>
+        <w:t xml:space="preserve">compared with $766.62 for standalone office biopsy and $3,839.81 for</w:t>
+      </w:r>
+      <w:r>
+        <w:t xml:space="preserve"> </w:t>
+      </w:r>
+      <w:r>
+        <w:t xml:space="preserve">operative D&amp;C. Combined biopsy was $260.51 (34.0%) less expensive than</w:t>
       </w:r>
       <w:r>
         <w:t xml:space="preserve"> </w:t>
@@ -1494,19 +1548,19 @@
         <w:t xml:space="preserve"> </w:t>
       </w:r>
       <w:r>
-        <w:t xml:space="preserve">biopsy failure probability (range -$144.23 to -$515.45 across its 10.3%-20.0%</w:t>
-      </w:r>
-      <w:r>
-        <w:t xml:space="preserve"> </w:t>
-      </w:r>
-      <w:r>
-        <w:t xml:space="preserve">bound) and the combined arm’s incremental procedure time (range -$392.78 to</w:t>
-      </w:r>
-      <w:r>
-        <w:t xml:space="preserve"> </w:t>
-      </w:r>
-      <w:r>
-        <w:t xml:space="preserve">-$24.99 across its observed 1-12 minute range). At the upper end of the</w:t>
+        <w:t xml:space="preserve">biopsy failure probability (range -$145.32 to -$517.78 across its 10.3%-20.0%</w:t>
+      </w:r>
+      <w:r>
+        <w:t xml:space="preserve"> </w:t>
+      </w:r>
+      <w:r>
+        <w:t xml:space="preserve">bound) and the combined arm’s incremental procedure time (range -$394.25 to</w:t>
+      </w:r>
+      <w:r>
+        <w:t xml:space="preserve"> </w:t>
+      </w:r>
+      <w:r>
+        <w:t xml:space="preserve">-$26.46 across its observed 1-12 minute range). At the upper end of the</w:t>
       </w:r>
       <w:r>
         <w:t xml:space="preserve"> </w:t>
@@ -1518,7 +1572,7 @@
         <w:t xml:space="preserve"> </w:t>
       </w:r>
       <w:r>
-        <w:t xml:space="preserve">narrowed to $24.99 but did not reverse.</w:t>
+        <w:t xml:space="preserve">narrowed to $26.46 but did not reverse.</w:t>
       </w:r>
     </w:p>
     <w:p>
@@ -1532,13 +1586,13 @@
         <w:t xml:space="preserve"> </w:t>
       </w:r>
       <w:r>
-        <w:t xml:space="preserve">cost of $537.34 (SD $114.32) and office biopsy a mean cost of $676.60 (SD</w:t>
-      </w:r>
-      <w:r>
-        <w:t xml:space="preserve"> </w:t>
-      </w:r>
-      <w:r>
-        <w:t xml:space="preserve">$112.80). Combined biopsy was the least expensive strategy in 82.3% of</w:t>
+        <w:t xml:space="preserve">cost of $540.65 (SD $115.56) and office biopsy a mean cost of $683.44 (SD</w:t>
+      </w:r>
+      <w:r>
+        <w:t xml:space="preserve"> </w:t>
+      </w:r>
+      <w:r>
+        <w:t xml:space="preserve">$116.94). Combined biopsy was the least expensive strategy in 81.4% of</w:t>
       </w:r>
       <w:r>
         <w:t xml:space="preserve"> </w:t>
@@ -1556,7 +1610,7 @@
         <w:t xml:space="preserve"> </w:t>
       </w:r>
       <w:r>
-        <w:t xml:space="preserve">colonoscopy-suite time stayed below approximately 12.7 minutes and as long</w:t>
+        <w:t xml:space="preserve">colonoscopy-suite time stayed below approximately 12.8 minutes and as long</w:t>
       </w:r>
       <w:r>
         <w:t xml:space="preserve"> </w:t>
@@ -1580,7 +1634,7 @@
         <w:t xml:space="preserve"> </w:t>
       </w:r>
       <w:r>
-        <w:t xml:space="preserve">save $2,590 to $259,043 per year.</w:t>
+        <w:t xml:space="preserve">save $2,605 to $260,511 per year.</w:t>
       </w:r>
     </w:p>
     <w:p>
@@ -1594,13 +1648,13 @@
         <w:t xml:space="preserve"> </w:t>
       </w:r>
       <w:r>
-        <w:t xml:space="preserve">tested. Its advantage over office biopsy ranged from $209.77 per patient in</w:t>
-      </w:r>
-      <w:r>
-        <w:t xml:space="preserve"> </w:t>
-      </w:r>
-      <w:r>
-        <w:t xml:space="preserve">the low-cost locality to $274.33 in the mid-cost locality to $353.14 per</w:t>
+        <w:t xml:space="preserve">tested. Its advantage over office biopsy ranged from $211.24 per patient in</w:t>
+      </w:r>
+      <w:r>
+        <w:t xml:space="preserve"> </w:t>
+      </w:r>
+      <w:r>
+        <w:t xml:space="preserve">the low-cost locality to $275.79 in the mid-cost locality to $354.61 per</w:t>
       </w:r>
       <w:r>
         <w:t xml:space="preserve"> </w:t>
@@ -1638,7 +1692,7 @@
         <w:t xml:space="preserve"> </w:t>
       </w:r>
       <w:r>
-        <w:t xml:space="preserve">biopsy (mean 2.12 per 1,000), reflecting the combined arm’s lower</w:t>
+        <w:t xml:space="preserve">biopsy (mean 2.15 per 1,000), reflecting the combined arm’s lower</w:t>
       </w:r>
       <w:r>
         <w:t xml:space="preserve"> </w:t>
@@ -1650,7 +1704,7 @@
         <w:t xml:space="preserve"> </w:t>
       </w:r>
       <w:r>
-        <w:t xml:space="preserve">adverse-event exposure of 19.21 per 1,000. The office-biopsy arm’s estimated</w:t>
+        <w:t xml:space="preserve">adverse-event exposure of 19.18 per 1,000. The office-biopsy arm’s estimated</w:t>
       </w:r>
       <w:r>
         <w:t xml:space="preserve"> </w:t>
@@ -1662,7 +1716,7 @@
         <w:t xml:space="preserve"> </w:t>
       </w:r>
       <w:r>
-        <w:t xml:space="preserve">cancer or precancer) had a mean of 1.54 per 1,000 patients. The</w:t>
+        <w:t xml:space="preserve">cancer or precancer) had a mean of 1.55 per 1,000 patients. The</w:t>
       </w:r>
       <w:r>
         <w:t xml:space="preserve"> </w:t>
@@ -1954,37 +2008,73 @@
         <w:t xml:space="preserve"> </w:t>
       </w:r>
       <w:r>
-        <w:t xml:space="preserve">requires its own repeat procedure. We did not monetize the adverse-event</w:t>
-      </w:r>
-      <w:r>
-        <w:t xml:space="preserve"> </w:t>
-      </w:r>
-      <w:r>
-        <w:t xml:space="preserve">probabilities used in the clinical-outcome sensitivity analysis, because no</w:t>
-      </w:r>
-      <w:r>
-        <w:t xml:space="preserve"> </w:t>
-      </w:r>
-      <w:r>
-        <w:t xml:space="preserve">adverse-event cost specific to this patient population and these procedures</w:t>
-      </w:r>
-      <w:r>
-        <w:t xml:space="preserve"> </w:t>
-      </w:r>
-      <w:r>
-        <w:t xml:space="preserve">could be identified without relying on values borrowed from a clinically</w:t>
-      </w:r>
-      <w:r>
-        <w:t xml:space="preserve"> </w:t>
-      </w:r>
-      <w:r>
-        <w:t xml:space="preserve">unrelated economic model; we report adverse-event exposure as a clinical</w:t>
-      </w:r>
-      <w:r>
-        <w:t xml:space="preserve"> </w:t>
-      </w:r>
-      <w:r>
-        <w:t xml:space="preserve">count rather than attach a speculative dollar value to it. Finally, several</w:t>
+        <w:t xml:space="preserve">requires its own repeat procedure. The base-case D&amp;C cost partially</w:t>
+      </w:r>
+      <w:r>
+        <w:t xml:space="preserve"> </w:t>
+      </w:r>
+      <w:r>
+        <w:t xml:space="preserve">monetizes adverse-event risk: it includes an expected cost for uterine</w:t>
+      </w:r>
+      <w:r>
+        <w:t xml:space="preserve"> </w:t>
+      </w:r>
+      <w:r>
+        <w:t xml:space="preserve">perforation managed by diagnostic laparoscopy, the only management</w:t>
+      </w:r>
+      <w:r>
+        <w:t xml:space="preserve"> </w:t>
+      </w:r>
+      <w:r>
+        <w:t xml:space="preserve">pathway with a cost fully traceable to current Medicare payment data –</w:t>
+      </w:r>
+      <w:r>
+        <w:t xml:space="preserve"> </w:t>
+      </w:r>
+      <w:r>
+        <w:t xml:space="preserve">a deliberate lower bound. Perforations requiring laparotomy, a</w:t>
+      </w:r>
+      <w:r>
+        <w:t xml:space="preserve"> </w:t>
+      </w:r>
+      <w:r>
+        <w:t xml:space="preserve">substantial minority of cases, could not be costed: the relevant</w:t>
+      </w:r>
+      <w:r>
+        <w:t xml:space="preserve"> </w:t>
+      </w:r>
+      <w:r>
+        <w:t xml:space="preserve">procedure code is inpatient-only under Medicare, with no outpatient</w:t>
+      </w:r>
+      <w:r>
+        <w:t xml:space="preserve"> </w:t>
+      </w:r>
+      <w:r>
+        <w:t xml:space="preserve">facility rate. Severe hemorrhage was not monetized at all, since no</w:t>
+      </w:r>
+      <w:r>
+        <w:t xml:space="preserve"> </w:t>
+      </w:r>
+      <w:r>
+        <w:t xml:space="preserve">source described its management pathway without relying on a clinically</w:t>
+      </w:r>
+      <w:r>
+        <w:t xml:space="preserve"> </w:t>
+      </w:r>
+      <w:r>
+        <w:t xml:space="preserve">unrelated economic model, which we avoided. The per-1,000 adverse-event</w:t>
+      </w:r>
+      <w:r>
+        <w:t xml:space="preserve"> </w:t>
+      </w:r>
+      <w:r>
+        <w:t xml:space="preserve">and delayed-neoplasia exposures reported above remain unmonetized</w:t>
+      </w:r>
+      <w:r>
+        <w:t xml:space="preserve"> </w:t>
+      </w:r>
+      <w:r>
+        <w:t xml:space="preserve">clinical counts, not cost inputs. Finally, several</w:t>
       </w:r>
       <w:r>
         <w:t xml:space="preserve"> </w:t>
@@ -2479,6 +2569,24 @@
       </w:r>
       <w:r>
         <w:t xml:space="preserve">2022;29:535-548.</w:t>
+      </w:r>
+    </w:p>
+    <w:p>
+      <w:pPr>
+        <w:pStyle w:val="Compact"/>
+        <w:numPr>
+          <w:ilvl w:val="0"/>
+          <w:numId w:val="1001"/>
+        </w:numPr>
+      </w:pPr>
+      <w:r>
+        <w:t xml:space="preserve">Ben-Baruch G, Menczer J, Frenkel Y, Serr DM. Laparoscopy in the</w:t>
+      </w:r>
+      <w:r>
+        <w:t xml:space="preserve"> </w:t>
+      </w:r>
+      <w:r>
+        <w:t xml:space="preserve">management of uterine perforation. J Reprod Med 1982;27:73-76.</w:t>
       </w:r>
     </w:p>
     <w:bookmarkEnd w:id="14"/>

--- a/manuscript/manuscript.docx
+++ b/manuscript/manuscript.docx
@@ -216,19 +216,19 @@
         <w:t xml:space="preserve"> </w:t>
       </w:r>
       <w:r>
-        <w:t xml:space="preserve">patient, compared with $766.62 for standalone office biopsy and $3,839.81</w:t>
-      </w:r>
-      <w:r>
-        <w:t xml:space="preserve"> </w:t>
-      </w:r>
-      <w:r>
-        <w:t xml:space="preserve">for operative D&amp;C. Combined biopsy was $260.51 (34.0%) less expensive than</w:t>
-      </w:r>
-      <w:r>
-        <w:t xml:space="preserve"> </w:t>
-      </w:r>
-      <w:r>
-        <w:t xml:space="preserve">standalone office biopsy and was cost-saving in 81.4% of probabilistic</w:t>
+        <w:t xml:space="preserve">patient, compared with $761.94 for standalone office biopsy and $3,839.81</w:t>
+      </w:r>
+      <w:r>
+        <w:t xml:space="preserve"> </w:t>
+      </w:r>
+      <w:r>
+        <w:t xml:space="preserve">for operative D&amp;C. Combined biopsy was $255.83 (33.6%) less expensive than</w:t>
+      </w:r>
+      <w:r>
+        <w:t xml:space="preserve"> </w:t>
+      </w:r>
+      <w:r>
+        <w:t xml:space="preserve">standalone office biopsy and was cost-saving in 90.5% of probabilistic</w:t>
       </w:r>
       <w:r>
         <w:t xml:space="preserve"> </w:t>
@@ -246,13 +246,13 @@
         <w:t xml:space="preserve"> </w:t>
       </w:r>
       <w:r>
-        <w:t xml:space="preserve">over standalone office biopsy widening from $211.24 in a low-cost locality</w:t>
-      </w:r>
-      <w:r>
-        <w:t xml:space="preserve"> </w:t>
-      </w:r>
-      <w:r>
-        <w:t xml:space="preserve">to $354.61 in a high-cost locality. Clinical-outcome sensitivity analysis</w:t>
+        <w:t xml:space="preserve">over standalone office biopsy widening from $207.12 in a low-cost locality</w:t>
+      </w:r>
+      <w:r>
+        <w:t xml:space="preserve"> </w:t>
+      </w:r>
+      <w:r>
+        <w:t xml:space="preserve">to $348.75 in a high-cost locality. Clinical-outcome sensitivity analysis</w:t>
       </w:r>
       <w:r>
         <w:t xml:space="preserve"> </w:t>
@@ -264,13 +264,13 @@
         <w:t xml:space="preserve"> </w:t>
       </w:r>
       <w:r>
-        <w:t xml:space="preserve">D&amp;C-rescue-driven adverse events than standalone office biopsy (mean 0.36</w:t>
-      </w:r>
-      <w:r>
-        <w:t xml:space="preserve"> </w:t>
-      </w:r>
-      <w:r>
-        <w:t xml:space="preserve">vs 2.15 events per 1,000 patients).</w:t>
+        <w:t xml:space="preserve">D&amp;C-rescue-driven adverse events than standalone office biopsy (mean 0.35</w:t>
+      </w:r>
+      <w:r>
+        <w:t xml:space="preserve"> </w:t>
+      </w:r>
+      <w:r>
+        <w:t xml:space="preserve">vs 2.51 events per 1,000 patients).</w:t>
       </w:r>
     </w:p>
     <w:p>
@@ -910,19 +910,85 @@
         <w:t xml:space="preserve"> </w:t>
       </w:r>
       <w:r>
-        <w:t xml:space="preserve">The combined-arm</w:t>
-      </w:r>
-      <w:r>
-        <w:t xml:space="preserve"> </w:t>
-      </w:r>
-      <w:r>
-        <w:t xml:space="preserve">probability of escalation to D&amp;C was the directly observed rate from a</w:t>
-      </w:r>
-      <w:r>
-        <w:t xml:space="preserve"> </w:t>
-      </w:r>
-      <w:r>
-        <w:t xml:space="preserve">10.5-year, 111-visit combined-screening cohort (2 of 111 visits, 1.8%).</w:t>
+        <w:t xml:space="preserve">After a failed</w:t>
+      </w:r>
+      <w:r>
+        <w:t xml:space="preserve"> </w:t>
+      </w:r>
+      <w:r>
+        <w:t xml:space="preserve">office attempt, we modeled two pathways rather than assuming universal</w:t>
+      </w:r>
+      <w:r>
+        <w:t xml:space="preserve"> </w:t>
+      </w:r>
+      <w:r>
+        <w:t xml:space="preserve">escalation to D&amp;C: a repeat office attempt, estimated to occur in 5% of</w:t>
+      </w:r>
+      <w:r>
+        <w:t xml:space="preserve"> </w:t>
+      </w:r>
+      <w:r>
+        <w:t xml:space="preserve">failures based on a Pipelle decision-tree model’s expert clinical</w:t>
+      </w:r>
+      <w:r>
+        <w:t xml:space="preserve"> </w:t>
+      </w:r>
+      <w:r>
+        <w:t xml:space="preserve">estimate,</w:t>
+      </w:r>
+      <w:r>
+        <w:rPr>
+          <w:vertAlign w:val="superscript"/>
+        </w:rPr>
+        <w:t xml:space="preserve">12</w:t>
+      </w:r>
+      <w:r>
+        <w:t xml:space="preserve"> </w:t>
+      </w:r>
+      <w:r>
+        <w:t xml:space="preserve">succeeding 25% of the time based on that same general</w:t>
+      </w:r>
+      <w:r>
+        <w:t xml:space="preserve"> </w:t>
+      </w:r>
+      <w:r>
+        <w:t xml:space="preserve">Pipelle-sampling population’s own reported outcome among patients with a</w:t>
+      </w:r>
+      <w:r>
+        <w:t xml:space="preserve"> </w:t>
+      </w:r>
+      <w:r>
+        <w:t xml:space="preserve">documented prior sampling failure,</w:t>
+      </w:r>
+      <w:r>
+        <w:rPr>
+          <w:vertAlign w:val="superscript"/>
+        </w:rPr>
+        <w:t xml:space="preserve">15</w:t>
+      </w:r>
+      <w:r>
+        <w:t xml:space="preserve"> </w:t>
+      </w:r>
+      <w:r>
+        <w:t xml:space="preserve">or direct escalation to D&amp;C. The</w:t>
+      </w:r>
+      <w:r>
+        <w:t xml:space="preserve"> </w:t>
+      </w:r>
+      <w:r>
+        <w:t xml:space="preserve">combined-arm probability of escalation to D&amp;C was the directly observed rate</w:t>
+      </w:r>
+      <w:r>
+        <w:t xml:space="preserve"> </w:t>
+      </w:r>
+      <w:r>
+        <w:t xml:space="preserve">from a 10.5-year, 111-visit combined-screening cohort (2 of 111 visits,</w:t>
+      </w:r>
+      <w:r>
+        <w:t xml:space="preserve"> </w:t>
+      </w:r>
+      <w:r>
+        <w:t xml:space="preserve">1.8%).</w:t>
       </w:r>
       <w:r>
         <w:rPr>
@@ -934,19 +1000,25 @@
         <w:t xml:space="preserve"> </w:t>
       </w:r>
       <w:r>
-        <w:t xml:space="preserve">The combined arm’s incremental procedure time (median 5 minutes, range 1-12</w:t>
-      </w:r>
-      <w:r>
-        <w:t xml:space="preserve"> </w:t>
-      </w:r>
-      <w:r>
-        <w:t xml:space="preserve">minutes) and incremental anesthesia requirement (no increase in dosing) were</w:t>
-      </w:r>
-      <w:r>
-        <w:t xml:space="preserve"> </w:t>
-      </w:r>
-      <w:r>
-        <w:t xml:space="preserve">drawn from a prospective feasibility study of the combined procedure.</w:t>
+        <w:t xml:space="preserve">The combined arm’s incremental procedure time (median 5 minutes,</w:t>
+      </w:r>
+      <w:r>
+        <w:t xml:space="preserve"> </w:t>
+      </w:r>
+      <w:r>
+        <w:t xml:space="preserve">range 1-12 minutes) and incremental anesthesia requirement (no increase in</w:t>
+      </w:r>
+      <w:r>
+        <w:t xml:space="preserve"> </w:t>
+      </w:r>
+      <w:r>
+        <w:t xml:space="preserve">dosing) were drawn from a prospective feasibility study of the combined</w:t>
+      </w:r>
+      <w:r>
+        <w:t xml:space="preserve"> </w:t>
+      </w:r>
+      <w:r>
+        <w:t xml:space="preserve">procedure.</w:t>
       </w:r>
       <w:r>
         <w:rPr>
@@ -1234,13 +1306,13 @@
         <w:t xml:space="preserve"> </w:t>
       </w:r>
       <w:r>
-        <w:t xml:space="preserve">attempt. Second, for the office-biopsy arm, we estimated the probability of</w:t>
-      </w:r>
-      <w:r>
-        <w:t xml:space="preserve"> </w:t>
-      </w:r>
-      <w:r>
-        <w:t xml:space="preserve">a failed sampling attempt that is not rescued to D&amp;C, combined with the</w:t>
+        <w:t xml:space="preserve">attempt. Second, we estimated each arm’s probability of a failed sampling</w:t>
+      </w:r>
+      <w:r>
+        <w:t xml:space="preserve"> </w:t>
+      </w:r>
+      <w:r>
+        <w:t xml:space="preserve">attempt going undiagnosed for cancer or precancer, combined with the</w:t>
       </w:r>
       <w:r>
         <w:t xml:space="preserve"> </w:t>
@@ -1270,31 +1342,49 @@
         <w:t xml:space="preserve"> </w:t>
       </w:r>
       <w:r>
-        <w:t xml:space="preserve">We were unable to construct a symmetric estimate for the</w:t>
-      </w:r>
-      <w:r>
-        <w:t xml:space="preserve"> </w:t>
-      </w:r>
-      <w:r>
-        <w:t xml:space="preserve">combined-biopsy arm, because the available combined-screening literature</w:t>
-      </w:r>
-      <w:r>
-        <w:t xml:space="preserve"> </w:t>
-      </w:r>
-      <w:r>
-        <w:t xml:space="preserve">reports a directly observed escalation-to-D&amp;C probability but does not</w:t>
-      </w:r>
-      <w:r>
-        <w:t xml:space="preserve"> </w:t>
-      </w:r>
-      <w:r>
-        <w:t xml:space="preserve">separately report the fraction of combined-biopsy failures, if any, that go</w:t>
-      </w:r>
-      <w:r>
-        <w:t xml:space="preserve"> </w:t>
-      </w:r>
-      <w:r>
-        <w:t xml:space="preserve">unresolved without follow-up sampling; this limitation is addressed in the</w:t>
+        <w:t xml:space="preserve">Under the repeat-attempt-or-D&amp;C structure described</w:t>
+      </w:r>
+      <w:r>
+        <w:t xml:space="preserve"> </w:t>
+      </w:r>
+      <w:r>
+        <w:t xml:space="preserve">above, the office arm’s failed attempts are accounted for entirely by</w:t>
+      </w:r>
+      <w:r>
+        <w:t xml:space="preserve"> </w:t>
+      </w:r>
+      <w:r>
+        <w:t xml:space="preserve">either a successful repeat or escalation to D&amp;C, leaving no probability</w:t>
+      </w:r>
+      <w:r>
+        <w:t xml:space="preserve"> </w:t>
+      </w:r>
+      <w:r>
+        <w:t xml:space="preserve">mass for a sample that is neither adequately resampled nor escalated; the</w:t>
+      </w:r>
+      <w:r>
+        <w:t xml:space="preserve"> </w:t>
+      </w:r>
+      <w:r>
+        <w:t xml:space="preserve">combined arm’s directly observed escalation rate similarly accounts for</w:t>
+      </w:r>
+      <w:r>
+        <w:t xml:space="preserve"> </w:t>
+      </w:r>
+      <w:r>
+        <w:t xml:space="preserve">essentially all combined-biopsy failures. Neither arm therefore retained an</w:t>
+      </w:r>
+      <w:r>
+        <w:t xml:space="preserve"> </w:t>
+      </w:r>
+      <w:r>
+        <w:t xml:space="preserve">estimable undiagnosed-failure probability under current evidence; this null</w:t>
+      </w:r>
+      <w:r>
+        <w:t xml:space="preserve"> </w:t>
+      </w:r>
+      <w:r>
+        <w:t xml:space="preserve">result, and what it does and does not imply, is addressed in the</w:t>
       </w:r>
       <w:r>
         <w:t xml:space="preserve"> </w:t>
@@ -1510,13 +1600,13 @@
         <w:t xml:space="preserve"> </w:t>
       </w:r>
       <w:r>
-        <w:t xml:space="preserve">compared with $766.62 for standalone office biopsy and $3,839.81 for</w:t>
-      </w:r>
-      <w:r>
-        <w:t xml:space="preserve"> </w:t>
-      </w:r>
-      <w:r>
-        <w:t xml:space="preserve">operative D&amp;C. Combined biopsy was $260.51 (34.0%) less expensive than</w:t>
+        <w:t xml:space="preserve">compared with $761.94 for standalone office biopsy and $3,839.81 for</w:t>
+      </w:r>
+      <w:r>
+        <w:t xml:space="preserve"> </w:t>
+      </w:r>
+      <w:r>
+        <w:t xml:space="preserve">operative D&amp;C. Combined biopsy was $255.83 (33.6%) less expensive than</w:t>
       </w:r>
       <w:r>
         <w:t xml:space="preserve"> </w:t>
@@ -1548,19 +1638,19 @@
         <w:t xml:space="preserve"> </w:t>
       </w:r>
       <w:r>
-        <w:t xml:space="preserve">biopsy failure probability (range -$145.32 to -$517.78 across its 10.3%-20.0%</w:t>
-      </w:r>
-      <w:r>
-        <w:t xml:space="preserve"> </w:t>
-      </w:r>
-      <w:r>
-        <w:t xml:space="preserve">bound) and the combined arm’s incremental procedure time (range -$394.25 to</w:t>
-      </w:r>
-      <w:r>
-        <w:t xml:space="preserve"> </w:t>
-      </w:r>
-      <w:r>
-        <w:t xml:space="preserve">-$26.46 across its observed 1-12 minute range). At the upper end of the</w:t>
+        <w:t xml:space="preserve">biopsy failure probability (range -$141.69 to -$510.74 across its 10.3%-20.0%</w:t>
+      </w:r>
+      <w:r>
+        <w:t xml:space="preserve"> </w:t>
+      </w:r>
+      <w:r>
+        <w:t xml:space="preserve">bound) and the combined arm’s incremental procedure time (range -$389.57 to</w:t>
+      </w:r>
+      <w:r>
+        <w:t xml:space="preserve"> </w:t>
+      </w:r>
+      <w:r>
+        <w:t xml:space="preserve">-$21.78 across its observed 1-12 minute range). At the upper end of the</w:t>
       </w:r>
       <w:r>
         <w:t xml:space="preserve"> </w:t>
@@ -1572,7 +1662,7 @@
         <w:t xml:space="preserve"> </w:t>
       </w:r>
       <w:r>
-        <w:t xml:space="preserve">narrowed to $26.46 but did not reverse.</w:t>
+        <w:t xml:space="preserve">narrowed to $21.78 but did not reverse.</w:t>
       </w:r>
     </w:p>
     <w:p>
@@ -1586,13 +1676,13 @@
         <w:t xml:space="preserve"> </w:t>
       </w:r>
       <w:r>
-        <w:t xml:space="preserve">cost of $540.65 (SD $115.56) and office biopsy a mean cost of $683.44 (SD</w:t>
-      </w:r>
-      <w:r>
-        <w:t xml:space="preserve"> </w:t>
-      </w:r>
-      <w:r>
-        <w:t xml:space="preserve">$116.94). Combined biopsy was the least expensive strategy in 81.4% of</w:t>
+        <w:t xml:space="preserve">cost of $541.57 (SD $116.63) and office biopsy a mean cost of $759.34 (SD</w:t>
+      </w:r>
+      <w:r>
+        <w:t xml:space="preserve"> </w:t>
+      </w:r>
+      <w:r>
+        <w:t xml:space="preserve">$117.35). Combined biopsy was the least expensive strategy in 90.5% of</w:t>
       </w:r>
       <w:r>
         <w:t xml:space="preserve"> </w:t>
@@ -1610,13 +1700,13 @@
         <w:t xml:space="preserve"> </w:t>
       </w:r>
       <w:r>
-        <w:t xml:space="preserve">colonoscopy-suite time stayed below approximately 12.8 minutes and as long</w:t>
-      </w:r>
-      <w:r>
-        <w:t xml:space="preserve"> </w:t>
-      </w:r>
-      <w:r>
-        <w:t xml:space="preserve">as the office biopsy failure probability stayed above approximately 6.5%.</w:t>
+        <w:t xml:space="preserve">colonoscopy-suite time stayed below approximately 12.7 minutes and as long</w:t>
+      </w:r>
+      <w:r>
+        <w:t xml:space="preserve"> </w:t>
+      </w:r>
+      <w:r>
+        <w:t xml:space="preserve">as the office biopsy failure probability stayed above approximately 6.6%.</w:t>
       </w:r>
       <w:r>
         <w:t xml:space="preserve"> </w:t>
@@ -1634,7 +1724,7 @@
         <w:t xml:space="preserve"> </w:t>
       </w:r>
       <w:r>
-        <w:t xml:space="preserve">save $2,605 to $260,511 per year.</w:t>
+        <w:t xml:space="preserve">save $2,558 to $255,829 per year.</w:t>
       </w:r>
     </w:p>
     <w:p>
@@ -1648,13 +1738,13 @@
         <w:t xml:space="preserve"> </w:t>
       </w:r>
       <w:r>
-        <w:t xml:space="preserve">tested. Its advantage over office biopsy ranged from $211.24 per patient in</w:t>
-      </w:r>
-      <w:r>
-        <w:t xml:space="preserve"> </w:t>
-      </w:r>
-      <w:r>
-        <w:t xml:space="preserve">the low-cost locality to $275.79 in the mid-cost locality to $354.61 per</w:t>
+        <w:t xml:space="preserve">tested. Its advantage over office biopsy ranged from $207.12 per patient in</w:t>
+      </w:r>
+      <w:r>
+        <w:t xml:space="preserve"> </w:t>
+      </w:r>
+      <w:r>
+        <w:t xml:space="preserve">the low-cost locality to $270.95 in the mid-cost locality to $348.75 per</w:t>
       </w:r>
       <w:r>
         <w:t xml:space="preserve"> </w:t>
@@ -1686,13 +1776,13 @@
         <w:t xml:space="preserve"> </w:t>
       </w:r>
       <w:r>
-        <w:t xml:space="preserve">combined biopsy (mean 0.36 events per 1,000 patients) than for office</w:t>
-      </w:r>
-      <w:r>
-        <w:t xml:space="preserve"> </w:t>
-      </w:r>
-      <w:r>
-        <w:t xml:space="preserve">biopsy (mean 2.15 per 1,000), reflecting the combined arm’s lower</w:t>
+        <w:t xml:space="preserve">combined biopsy (mean 0.35 events per 1,000 patients) than for office</w:t>
+      </w:r>
+      <w:r>
+        <w:t xml:space="preserve"> </w:t>
+      </w:r>
+      <w:r>
+        <w:t xml:space="preserve">biopsy (mean 2.51 per 1,000), reflecting the combined arm’s lower</w:t>
       </w:r>
       <w:r>
         <w:t xml:space="preserve"> </w:t>
@@ -1704,43 +1794,55 @@
         <w:t xml:space="preserve"> </w:t>
       </w:r>
       <w:r>
-        <w:t xml:space="preserve">adverse-event exposure of 19.18 per 1,000. The office-biopsy arm’s estimated</w:t>
-      </w:r>
-      <w:r>
-        <w:t xml:space="preserve"> </w:t>
-      </w:r>
-      <w:r>
-        <w:t xml:space="preserve">delayed-neoplasia risk (a failed sample not rescued to D&amp;C that represents</w:t>
-      </w:r>
-      <w:r>
-        <w:t xml:space="preserve"> </w:t>
-      </w:r>
-      <w:r>
-        <w:t xml:space="preserve">cancer or precancer) had a mean of 1.55 per 1,000 patients. The</w:t>
-      </w:r>
-      <w:r>
-        <w:t xml:space="preserve"> </w:t>
-      </w:r>
-      <w:r>
-        <w:t xml:space="preserve">combined-biopsy arm’s estimated delayed-neoplasia risk was 0.00 in all 1,000</w:t>
-      </w:r>
-      <w:r>
-        <w:t xml:space="preserve"> </w:t>
-      </w:r>
-      <w:r>
-        <w:t xml:space="preserve">draws by construction, not because the underlying risk is known to be zero</w:t>
-      </w:r>
-      <w:r>
-        <w:t xml:space="preserve"> </w:t>
-      </w:r>
-      <w:r>
-        <w:t xml:space="preserve">(see Discussion); we therefore report this as an exploratory,</w:t>
-      </w:r>
-      <w:r>
-        <w:t xml:space="preserve"> </w:t>
-      </w:r>
-      <w:r>
-        <w:t xml:space="preserve">office-arm-specific finding rather than a head-to-head comparison.</w:t>
+        <w:t xml:space="preserve">adverse-event exposure of 19.18 per 1,000. Neither arm retained an</w:t>
+      </w:r>
+      <w:r>
+        <w:t xml:space="preserve"> </w:t>
+      </w:r>
+      <w:r>
+        <w:t xml:space="preserve">estimable delayed-neoplasia risk (a failed sample that is neither</w:t>
+      </w:r>
+      <w:r>
+        <w:t xml:space="preserve"> </w:t>
+      </w:r>
+      <w:r>
+        <w:t xml:space="preserve">adequately resampled nor rescued to D&amp;C, and that represents cancer or</w:t>
+      </w:r>
+      <w:r>
+        <w:t xml:space="preserve"> </w:t>
+      </w:r>
+      <w:r>
+        <w:t xml:space="preserve">precancer): both the office-biopsy arm’s repeat-attempt-or-D&amp;C pathway and</w:t>
+      </w:r>
+      <w:r>
+        <w:t xml:space="preserve"> </w:t>
+      </w:r>
+      <w:r>
+        <w:t xml:space="preserve">the combined-biopsy arm’s directly observed escalation rate accounted for</w:t>
+      </w:r>
+      <w:r>
+        <w:t xml:space="preserve"> </w:t>
+      </w:r>
+      <w:r>
+        <w:t xml:space="preserve">essentially all failed samples across all 1,000 draws, leaving 0.00</w:t>
+      </w:r>
+      <w:r>
+        <w:t xml:space="preserve"> </w:t>
+      </w:r>
+      <w:r>
+        <w:t xml:space="preserve">delayed-neoplasia probability for both strategies. This is a null result</w:t>
+      </w:r>
+      <w:r>
+        <w:t xml:space="preserve"> </w:t>
+      </w:r>
+      <w:r>
+        <w:t xml:space="preserve">under current evidence, not a finding that either strategy’s true risk is</w:t>
+      </w:r>
+      <w:r>
+        <w:t xml:space="preserve"> </w:t>
+      </w:r>
+      <w:r>
+        <w:t xml:space="preserve">zero (see Discussion).</w:t>
       </w:r>
     </w:p>
     <w:bookmarkEnd w:id="12"/>
@@ -1856,97 +1958,103 @@
         <w:t xml:space="preserve"> </w:t>
       </w:r>
       <w:r>
-        <w:t xml:space="preserve">our attempt to test that assumption directly was only partly successful.</w:t>
-      </w:r>
-      <w:r>
-        <w:t xml:space="preserve"> </w:t>
-      </w:r>
-      <w:r>
-        <w:t xml:space="preserve">For standalone office biopsy, we could estimate a delayed-neoplasia risk</w:t>
-      </w:r>
-      <w:r>
-        <w:t xml:space="preserve"> </w:t>
-      </w:r>
-      <w:r>
-        <w:t xml:space="preserve">because the literature reports both a failure probability and a plausible</w:t>
-      </w:r>
-      <w:r>
-        <w:t xml:space="preserve"> </w:t>
-      </w:r>
-      <w:r>
-        <w:t xml:space="preserve">range for what fraction of failures are rescued to D&amp;C. For combined</w:t>
-      </w:r>
-      <w:r>
-        <w:t xml:space="preserve"> </w:t>
-      </w:r>
-      <w:r>
-        <w:t xml:space="preserve">biopsy, the available literature reports only a directly observed</w:t>
-      </w:r>
-      <w:r>
-        <w:t xml:space="preserve"> </w:t>
-      </w:r>
-      <w:r>
-        <w:t xml:space="preserve">escalation-to-D&amp;C probability; it does not separately report the fraction</w:t>
-      </w:r>
-      <w:r>
-        <w:t xml:space="preserve"> </w:t>
-      </w:r>
-      <w:r>
-        <w:t xml:space="preserve">of combined-biopsy failures, if any, that go unresolved without any</w:t>
-      </w:r>
-      <w:r>
-        <w:t xml:space="preserve"> </w:t>
-      </w:r>
-      <w:r>
-        <w:t xml:space="preserve">follow-up sampling. Our model therefore could not estimate a</w:t>
-      </w:r>
-      <w:r>
-        <w:t xml:space="preserve"> </w:t>
-      </w:r>
-      <w:r>
-        <w:t xml:space="preserve">combined-biopsy delayed-neoplasia risk at all, rather than estimating one</w:t>
-      </w:r>
-      <w:r>
-        <w:t xml:space="preserve"> </w:t>
-      </w:r>
-      <w:r>
-        <w:t xml:space="preserve">and finding it to be low – an absence of evidence, not evidence of</w:t>
-      </w:r>
-      <w:r>
-        <w:t xml:space="preserve"> </w:t>
-      </w:r>
-      <w:r>
-        <w:t xml:space="preserve">absence, that we deliberately did not paper over by assuming a value. What</w:t>
-      </w:r>
-      <w:r>
-        <w:t xml:space="preserve"> </w:t>
-      </w:r>
-      <w:r>
-        <w:t xml:space="preserve">would resolve this is a straightforward addition to existing or future</w:t>
-      </w:r>
-      <w:r>
-        <w:t xml:space="preserve"> </w:t>
-      </w:r>
-      <w:r>
-        <w:t xml:space="preserve">combined-screening cohort studies: reporting, in addition to the rate of</w:t>
-      </w:r>
-      <w:r>
-        <w:t xml:space="preserve"> </w:t>
-      </w:r>
-      <w:r>
-        <w:t xml:space="preserve">escalation to D&amp;C, the total number of combined-biopsy attempts, the number</w:t>
-      </w:r>
-      <w:r>
-        <w:t xml:space="preserve"> </w:t>
-      </w:r>
-      <w:r>
-        <w:t xml:space="preserve">yielding an insufficient specimen, and the pathway (repeat sampling, D&amp;C,</w:t>
-      </w:r>
-      <w:r>
-        <w:t xml:space="preserve"> </w:t>
-      </w:r>
-      <w:r>
-        <w:t xml:space="preserve">or no further sampling) each of those patients received.</w:t>
+        <w:t xml:space="preserve">our attempt to test that assumption directly did not detect a difference to</w:t>
+      </w:r>
+      <w:r>
+        <w:t xml:space="preserve"> </w:t>
+      </w:r>
+      <w:r>
+        <w:t xml:space="preserve">report. Both arms’ failure-resolution pathways – the office arm’s</w:t>
+      </w:r>
+      <w:r>
+        <w:t xml:space="preserve"> </w:t>
+      </w:r>
+      <w:r>
+        <w:t xml:space="preserve">repeat-attempt-or-D&amp;C structure and the combined arm’s directly observed</w:t>
+      </w:r>
+      <w:r>
+        <w:t xml:space="preserve"> </w:t>
+      </w:r>
+      <w:r>
+        <w:t xml:space="preserve">escalation rate – are built from literature that accounts for essentially</w:t>
+      </w:r>
+      <w:r>
+        <w:t xml:space="preserve"> </w:t>
+      </w:r>
+      <w:r>
+        <w:t xml:space="preserve">all failed attempts, leaving no probability mass for a sample that is</w:t>
+      </w:r>
+      <w:r>
+        <w:t xml:space="preserve"> </w:t>
+      </w:r>
+      <w:r>
+        <w:t xml:space="preserve">neither adequately resampled nor escalated to D&amp;C. This is a genuine</w:t>
+      </w:r>
+      <w:r>
+        <w:t xml:space="preserve"> </w:t>
+      </w:r>
+      <w:r>
+        <w:t xml:space="preserve">absence of evidence for a differential risk between strategies, not</w:t>
+      </w:r>
+      <w:r>
+        <w:t xml:space="preserve"> </w:t>
+      </w:r>
+      <w:r>
+        <w:t xml:space="preserve">evidence that their true risks are equal: none of the underlying studies –</w:t>
+      </w:r>
+      <w:r>
+        <w:t xml:space="preserve"> </w:t>
+      </w:r>
+      <w:r>
+        <w:t xml:space="preserve">a Pipelle decision-tree model’s own repeat-attempt estimates, the general</w:t>
+      </w:r>
+      <w:r>
+        <w:t xml:space="preserve"> </w:t>
+      </w:r>
+      <w:r>
+        <w:t xml:space="preserve">(non-Lynch) Pipelle-failure literature they draw a repeat-success rate</w:t>
+      </w:r>
+      <w:r>
+        <w:t xml:space="preserve"> </w:t>
+      </w:r>
+      <w:r>
+        <w:t xml:space="preserve">from, or the combined-screening cohort – was designed to detect or report</w:t>
+      </w:r>
+      <w:r>
+        <w:t xml:space="preserve"> </w:t>
+      </w:r>
+      <w:r>
+        <w:t xml:space="preserve">a distinct unresolved-failure outcome, so a real difference between</w:t>
+      </w:r>
+      <w:r>
+        <w:t xml:space="preserve"> </w:t>
+      </w:r>
+      <w:r>
+        <w:t xml:space="preserve">strategies could exist without being visible to this analysis. What would</w:t>
+      </w:r>
+      <w:r>
+        <w:t xml:space="preserve"> </w:t>
+      </w:r>
+      <w:r>
+        <w:t xml:space="preserve">resolve this is a study, in either population, that follows sampling</w:t>
+      </w:r>
+      <w:r>
+        <w:t xml:space="preserve"> </w:t>
+      </w:r>
+      <w:r>
+        <w:t xml:space="preserve">failures forward far enough to confirm whether every patient with a failed</w:t>
+      </w:r>
+      <w:r>
+        <w:t xml:space="preserve"> </w:t>
+      </w:r>
+      <w:r>
+        <w:t xml:space="preserve">attempt eventually received either an adequate repeat sample or D&amp;C, rather</w:t>
+      </w:r>
+      <w:r>
+        <w:t xml:space="preserve"> </w:t>
+      </w:r>
+      <w:r>
+        <w:t xml:space="preserve">than assuming or inferring it from aggregate escalation rates.</w:t>
       </w:r>
     </w:p>
     <w:p>
@@ -1954,43 +2062,49 @@
         <w:pStyle w:val="BodyText"/>
       </w:pPr>
       <w:r>
-        <w:t xml:space="preserve">Other limitations warrant explicit statement. The fraction of failed</w:t>
-      </w:r>
-      <w:r>
-        <w:t xml:space="preserve"> </w:t>
-      </w:r>
-      <w:r>
-        <w:t xml:space="preserve">standalone office biopsies that escalate to D&amp;C, rather than a repeat</w:t>
-      </w:r>
-      <w:r>
-        <w:t xml:space="preserve"> </w:t>
-      </w:r>
-      <w:r>
-        <w:t xml:space="preserve">office attempt, was fixed at 100% in the base case; this is a conservative</w:t>
-      </w:r>
-      <w:r>
-        <w:t xml:space="preserve"> </w:t>
-      </w:r>
-      <w:r>
-        <w:t xml:space="preserve">assumption grounded in an analogous combined-screening protocol and a</w:t>
-      </w:r>
-      <w:r>
-        <w:t xml:space="preserve"> </w:t>
-      </w:r>
-      <w:r>
-        <w:t xml:space="preserve">non-Lynch decision-tree model’s expert estimate, not a direct measurement</w:t>
-      </w:r>
-      <w:r>
-        <w:t xml:space="preserve"> </w:t>
-      </w:r>
-      <w:r>
-        <w:t xml:space="preserve">in the standalone-office population, and its effect was therefore tested in</w:t>
-      </w:r>
-      <w:r>
-        <w:t xml:space="preserve"> </w:t>
-      </w:r>
-      <w:r>
-        <w:t xml:space="preserve">sensitivity analysis rather than treated as fixed. Operative D&amp;C’s own risk</w:t>
+        <w:t xml:space="preserve">Other limitations warrant explicit statement. The office arm’s</w:t>
+      </w:r>
+      <w:r>
+        <w:t xml:space="preserve"> </w:t>
+      </w:r>
+      <w:r>
+        <w:t xml:space="preserve">repeat-attempt structure rests on a small, non-Lynch evidence base: the 5%</w:t>
+      </w:r>
+      <w:r>
+        <w:t xml:space="preserve"> </w:t>
+      </w:r>
+      <w:r>
+        <w:t xml:space="preserve">repeat-attempt probability is an expert clinical estimate from a Pipelle</w:t>
+      </w:r>
+      <w:r>
+        <w:t xml:space="preserve"> </w:t>
+      </w:r>
+      <w:r>
+        <w:t xml:space="preserve">decision-tree model, not a direct measurement, and the 25% repeat-attempt</w:t>
+      </w:r>
+      <w:r>
+        <w:t xml:space="preserve"> </w:t>
+      </w:r>
+      <w:r>
+        <w:t xml:space="preserve">success probability comes from a subgroup of only 8 patients in a single</w:t>
+      </w:r>
+      <w:r>
+        <w:t xml:space="preserve"> </w:t>
+      </w:r>
+      <w:r>
+        <w:t xml:space="preserve">U.S. health system’s Pipelle-failure cohort. Both parameters’ effects were</w:t>
+      </w:r>
+      <w:r>
+        <w:t xml:space="preserve"> </w:t>
+      </w:r>
+      <w:r>
+        <w:t xml:space="preserve">tested in sensitivity analysis rather than treated as fixed, but neither is</w:t>
+      </w:r>
+      <w:r>
+        <w:t xml:space="preserve"> </w:t>
+      </w:r>
+      <w:r>
+        <w:t xml:space="preserve">a direct measurement in a Lynch surveillance population. Operative D&amp;C’s own risk</w:t>
       </w:r>
       <w:r>
         <w:t xml:space="preserve"> </w:t>
@@ -2587,6 +2701,36 @@
       </w:r>
       <w:r>
         <w:t xml:space="preserve">management of uterine perforation. J Reprod Med 1982;27:73-76.</w:t>
+      </w:r>
+    </w:p>
+    <w:p>
+      <w:pPr>
+        <w:pStyle w:val="Compact"/>
+        <w:numPr>
+          <w:ilvl w:val="0"/>
+          <w:numId w:val="1001"/>
+        </w:numPr>
+      </w:pPr>
+      <w:r>
+        <w:t xml:space="preserve">Adambekov S, Goughnour SL, Mansuria S, Donnellan N, Elishaev E,</w:t>
+      </w:r>
+      <w:r>
+        <w:t xml:space="preserve"> </w:t>
+      </w:r>
+      <w:r>
+        <w:t xml:space="preserve">Villanueva HJ, Edwards RP, Bovbjerg DH, Linkov F. Patient and provider</w:t>
+      </w:r>
+      <w:r>
+        <w:t xml:space="preserve"> </w:t>
+      </w:r>
+      <w:r>
+        <w:t xml:space="preserve">factors associated with endometrial Pipelle sampling failure. Gynecol</w:t>
+      </w:r>
+      <w:r>
+        <w:t xml:space="preserve"> </w:t>
+      </w:r>
+      <w:r>
+        <w:t xml:space="preserve">Oncol 2017;144:324-328.</w:t>
       </w:r>
     </w:p>
     <w:bookmarkEnd w:id="14"/>

--- a/manuscript/manuscript.docx
+++ b/manuscript/manuscript.docx
@@ -378,19 +378,31 @@
         <w:t xml:space="preserve"> </w:t>
       </w:r>
       <w:r>
-        <w:t xml:space="preserve">diagnosis. Consensus guidelines recommend gynecologic surveillance with</w:t>
-      </w:r>
-      <w:r>
-        <w:t xml:space="preserve"> </w:t>
-      </w:r>
-      <w:r>
-        <w:t xml:space="preserve">endometrial biopsy at regular intervals beginning in the third or fourth</w:t>
-      </w:r>
-      <w:r>
-        <w:t xml:space="preserve"> </w:t>
-      </w:r>
-      <w:r>
-        <w:t xml:space="preserve">decade of life, alongside interval colonoscopy. Office endometrial biopsy</w:t>
+        <w:t xml:space="preserve">diagnosis. The National Comprehensive Cancer Network recommends</w:t>
+      </w:r>
+      <w:r>
+        <w:t xml:space="preserve"> </w:t>
+      </w:r>
+      <w:r>
+        <w:t xml:space="preserve">gynecologic surveillance with endometrial biopsy every 1-2 years beginning</w:t>
+      </w:r>
+      <w:r>
+        <w:t xml:space="preserve"> </w:t>
+      </w:r>
+      <w:r>
+        <w:t xml:space="preserve">at age 30-35, alongside interval colonoscopy.</w:t>
+      </w:r>
+      <w:r>
+        <w:rPr>
+          <w:vertAlign w:val="superscript"/>
+        </w:rPr>
+        <w:t xml:space="preserve">16</w:t>
+      </w:r>
+      <w:r>
+        <w:t xml:space="preserve"> </w:t>
+      </w:r>
+      <w:r>
+        <w:t xml:space="preserve">Office endometrial biopsy</w:t>
       </w:r>
       <w:r>
         <w:t xml:space="preserve"> </w:t>
@@ -2731,6 +2743,42 @@
       </w:r>
       <w:r>
         <w:t xml:space="preserve">Oncol 2017;144:324-328.</w:t>
+      </w:r>
+    </w:p>
+    <w:p>
+      <w:pPr>
+        <w:pStyle w:val="Compact"/>
+        <w:numPr>
+          <w:ilvl w:val="0"/>
+          <w:numId w:val="1001"/>
+        </w:numPr>
+      </w:pPr>
+      <w:r>
+        <w:t xml:space="preserve">National Comprehensive Cancer Network. NCCN Clinical Practice</w:t>
+      </w:r>
+      <w:r>
+        <w:t xml:space="preserve"> </w:t>
+      </w:r>
+      <w:r>
+        <w:t xml:space="preserve">Guidelines in Oncology: Genetic/Familial High-Risk Assessment:</w:t>
+      </w:r>
+      <w:r>
+        <w:t xml:space="preserve"> </w:t>
+      </w:r>
+      <w:r>
+        <w:t xml:space="preserve">Colorectal, Endometrial, Esophageal, and Gastric Cancer. Version</w:t>
+      </w:r>
+      <w:r>
+        <w:t xml:space="preserve"> </w:t>
+      </w:r>
+      <w:r>
+        <w:t xml:space="preserve">1.2026. Available at: https://www.nccn.org/guidelines. Accessed</w:t>
+      </w:r>
+      <w:r>
+        <w:t xml:space="preserve"> </w:t>
+      </w:r>
+      <w:r>
+        <w:t xml:space="preserve">September 2, 2026.</w:t>
       </w:r>
     </w:p>
     <w:bookmarkEnd w:id="14"/>

--- a/manuscript/manuscript.docx
+++ b/manuscript/manuscript.docx
@@ -402,7 +402,13 @@
         <w:t xml:space="preserve"> </w:t>
       </w:r>
       <w:r>
-        <w:t xml:space="preserve">Office endometrial biopsy</w:t>
+        <w:t xml:space="preserve">This guideline specifies</w:t>
+      </w:r>
+      <w:r>
+        <w:t xml:space="preserve"> </w:t>
+      </w:r>
+      <w:r>
+        <w:t xml:space="preserve">timing and eligibility, not delivery method. Office endometrial biopsy</w:t>
       </w:r>
       <w:r>
         <w:t xml:space="preserve"> </w:t>

--- a/manuscript/manuscript.docx
+++ b/manuscript/manuscript.docx
@@ -216,19 +216,19 @@
         <w:t xml:space="preserve"> </w:t>
       </w:r>
       <w:r>
-        <w:t xml:space="preserve">patient, compared with $761.94 for standalone office biopsy and $3,839.81</w:t>
-      </w:r>
-      <w:r>
-        <w:t xml:space="preserve"> </w:t>
-      </w:r>
-      <w:r>
-        <w:t xml:space="preserve">for operative D&amp;C. Combined biopsy was $255.83 (33.6%) less expensive than</w:t>
-      </w:r>
-      <w:r>
-        <w:t xml:space="preserve"> </w:t>
-      </w:r>
-      <w:r>
-        <w:t xml:space="preserve">standalone office biopsy and was cost-saving in 90.5% of probabilistic</w:t>
+        <w:t xml:space="preserve">patient, compared with $749.18 for standalone office biopsy and $3,839.81</w:t>
+      </w:r>
+      <w:r>
+        <w:t xml:space="preserve"> </w:t>
+      </w:r>
+      <w:r>
+        <w:t xml:space="preserve">for operative D&amp;C. Combined biopsy was $243.06 (32.4%) less expensive than</w:t>
+      </w:r>
+      <w:r>
+        <w:t xml:space="preserve"> </w:t>
+      </w:r>
+      <w:r>
+        <w:t xml:space="preserve">standalone office biopsy and was cost-saving in 91.4% of probabilistic</w:t>
       </w:r>
       <w:r>
         <w:t xml:space="preserve"> </w:t>
@@ -246,13 +246,13 @@
         <w:t xml:space="preserve"> </w:t>
       </w:r>
       <w:r>
-        <w:t xml:space="preserve">over standalone office biopsy widening from $207.12 in a low-cost locality</w:t>
-      </w:r>
-      <w:r>
-        <w:t xml:space="preserve"> </w:t>
-      </w:r>
-      <w:r>
-        <w:t xml:space="preserve">to $348.75 in a high-cost locality. Clinical-outcome sensitivity analysis</w:t>
+        <w:t xml:space="preserve">over standalone office biopsy widening from $195.62 in a low-cost locality</w:t>
+      </w:r>
+      <w:r>
+        <w:t xml:space="preserve"> </w:t>
+      </w:r>
+      <w:r>
+        <w:t xml:space="preserve">to $333.44 in a high-cost locality. Clinical-outcome sensitivity analysis</w:t>
       </w:r>
       <w:r>
         <w:t xml:space="preserve"> </w:t>
@@ -264,13 +264,13 @@
         <w:t xml:space="preserve"> </w:t>
       </w:r>
       <w:r>
-        <w:t xml:space="preserve">D&amp;C-rescue-driven adverse events than standalone office biopsy (mean 0.35</w:t>
-      </w:r>
-      <w:r>
-        <w:t xml:space="preserve"> </w:t>
-      </w:r>
-      <w:r>
-        <w:t xml:space="preserve">vs 2.51 events per 1,000 patients).</w:t>
+        <w:t xml:space="preserve">D&amp;C-rescue-driven adverse events than standalone office biopsy (mean 0.36</w:t>
+      </w:r>
+      <w:r>
+        <w:t xml:space="preserve"> </w:t>
+      </w:r>
+      <w:r>
+        <w:t xml:space="preserve">vs 2.48 events per 1,000 patients).</w:t>
       </w:r>
     </w:p>
     <w:p>
@@ -1618,13 +1618,13 @@
         <w:t xml:space="preserve"> </w:t>
       </w:r>
       <w:r>
-        <w:t xml:space="preserve">compared with $761.94 for standalone office biopsy and $3,839.81 for</w:t>
-      </w:r>
-      <w:r>
-        <w:t xml:space="preserve"> </w:t>
-      </w:r>
-      <w:r>
-        <w:t xml:space="preserve">operative D&amp;C. Combined biopsy was $255.83 (33.6%) less expensive than</w:t>
+        <w:t xml:space="preserve">compared with $749.18 for standalone office biopsy and $3,839.81 for</w:t>
+      </w:r>
+      <w:r>
+        <w:t xml:space="preserve"> </w:t>
+      </w:r>
+      <w:r>
+        <w:t xml:space="preserve">operative D&amp;C. Combined biopsy was $243.06 (32.4%) less expensive than</w:t>
       </w:r>
       <w:r>
         <w:t xml:space="preserve"> </w:t>
@@ -1656,19 +1656,19 @@
         <w:t xml:space="preserve"> </w:t>
       </w:r>
       <w:r>
-        <w:t xml:space="preserve">biopsy failure probability (range -$141.69 to -$510.74 across its 10.3%-20.0%</w:t>
-      </w:r>
-      <w:r>
-        <w:t xml:space="preserve"> </w:t>
-      </w:r>
-      <w:r>
-        <w:t xml:space="preserve">bound) and the combined arm’s incremental procedure time (range -$389.57 to</w:t>
-      </w:r>
-      <w:r>
-        <w:t xml:space="preserve"> </w:t>
-      </w:r>
-      <w:r>
-        <w:t xml:space="preserve">-$21.78 across its observed 1-12 minute range). At the upper end of the</w:t>
+        <w:t xml:space="preserve">biopsy failure probability (range -$131.80 to -$491.54 across its 10.3%-20.0%</w:t>
+      </w:r>
+      <w:r>
+        <w:t xml:space="preserve"> </w:t>
+      </w:r>
+      <w:r>
+        <w:t xml:space="preserve">bound) and the combined arm’s incremental procedure time (range -$376.80 to</w:t>
+      </w:r>
+      <w:r>
+        <w:t xml:space="preserve"> </w:t>
+      </w:r>
+      <w:r>
+        <w:t xml:space="preserve">-$9.01 across its observed 1-12 minute range). At the upper end of the</w:t>
       </w:r>
       <w:r>
         <w:t xml:space="preserve"> </w:t>
@@ -1680,7 +1680,7 @@
         <w:t xml:space="preserve"> </w:t>
       </w:r>
       <w:r>
-        <w:t xml:space="preserve">narrowed to $21.78 but did not reverse.</w:t>
+        <w:t xml:space="preserve">narrowed to $9.01 but did not reverse.</w:t>
       </w:r>
     </w:p>
     <w:p>
@@ -1694,13 +1694,13 @@
         <w:t xml:space="preserve"> </w:t>
       </w:r>
       <w:r>
-        <w:t xml:space="preserve">cost of $541.57 (SD $116.63) and office biopsy a mean cost of $759.34 (SD</w:t>
-      </w:r>
-      <w:r>
-        <w:t xml:space="preserve"> </w:t>
-      </w:r>
-      <w:r>
-        <w:t xml:space="preserve">$117.35). Combined biopsy was the least expensive strategy in 90.5% of</w:t>
+        <w:t xml:space="preserve">cost of $539.93 (SD $116.01) and office biopsy a mean cost of $755.70 (SD</w:t>
+      </w:r>
+      <w:r>
+        <w:t xml:space="preserve"> </w:t>
+      </w:r>
+      <w:r>
+        <w:t xml:space="preserve">$119.99). Combined biopsy was the least expensive strategy in 91.4% of</w:t>
       </w:r>
       <w:r>
         <w:t xml:space="preserve"> </w:t>
@@ -1718,13 +1718,13 @@
         <w:t xml:space="preserve"> </w:t>
       </w:r>
       <w:r>
-        <w:t xml:space="preserve">colonoscopy-suite time stayed below approximately 12.7 minutes and as long</w:t>
-      </w:r>
-      <w:r>
-        <w:t xml:space="preserve"> </w:t>
-      </w:r>
-      <w:r>
-        <w:t xml:space="preserve">as the office biopsy failure probability stayed above approximately 6.6%.</w:t>
+        <w:t xml:space="preserve">colonoscopy-suite time stayed below approximately 12.3 minutes and as long</w:t>
+      </w:r>
+      <w:r>
+        <w:t xml:space="preserve"> </w:t>
+      </w:r>
+      <w:r>
+        <w:t xml:space="preserve">as the office biopsy failure probability stayed above approximately 6.7%.</w:t>
       </w:r>
       <w:r>
         <w:t xml:space="preserve"> </w:t>
@@ -1742,7 +1742,7 @@
         <w:t xml:space="preserve"> </w:t>
       </w:r>
       <w:r>
-        <w:t xml:space="preserve">save $2,558 to $255,829 per year.</w:t>
+        <w:t xml:space="preserve">save $2,431 to $243,062 per year.</w:t>
       </w:r>
     </w:p>
     <w:p>
@@ -1756,13 +1756,13 @@
         <w:t xml:space="preserve"> </w:t>
       </w:r>
       <w:r>
-        <w:t xml:space="preserve">tested. Its advantage over office biopsy ranged from $207.12 per patient in</w:t>
-      </w:r>
-      <w:r>
-        <w:t xml:space="preserve"> </w:t>
-      </w:r>
-      <w:r>
-        <w:t xml:space="preserve">the low-cost locality to $270.95 in the mid-cost locality to $348.75 per</w:t>
+        <w:t xml:space="preserve">tested. Its advantage over office biopsy ranged from $195.62 per patient in</w:t>
+      </w:r>
+      <w:r>
+        <w:t xml:space="preserve"> </w:t>
+      </w:r>
+      <w:r>
+        <w:t xml:space="preserve">the low-cost locality to $257.82 in the mid-cost locality to $333.44 per</w:t>
       </w:r>
       <w:r>
         <w:t xml:space="preserve"> </w:t>
@@ -1794,13 +1794,13 @@
         <w:t xml:space="preserve"> </w:t>
       </w:r>
       <w:r>
-        <w:t xml:space="preserve">combined biopsy (mean 0.35 events per 1,000 patients) than for office</w:t>
-      </w:r>
-      <w:r>
-        <w:t xml:space="preserve"> </w:t>
-      </w:r>
-      <w:r>
-        <w:t xml:space="preserve">biopsy (mean 2.51 per 1,000), reflecting the combined arm’s lower</w:t>
+        <w:t xml:space="preserve">combined biopsy (mean 0.36 events per 1,000 patients) than for office</w:t>
+      </w:r>
+      <w:r>
+        <w:t xml:space="preserve"> </w:t>
+      </w:r>
+      <w:r>
+        <w:t xml:space="preserve">biopsy (mean 2.48 per 1,000), reflecting the combined arm’s lower</w:t>
       </w:r>
       <w:r>
         <w:t xml:space="preserve"> </w:t>
@@ -1812,7 +1812,7 @@
         <w:t xml:space="preserve"> </w:t>
       </w:r>
       <w:r>
-        <w:t xml:space="preserve">adverse-event exposure of 19.18 per 1,000. Neither arm retained an</w:t>
+        <w:t xml:space="preserve">adverse-event exposure of 19.19 per 1,000. Neither arm retained an</w:t>
       </w:r>
       <w:r>
         <w:t xml:space="preserve"> </w:t>

--- a/manuscript/manuscript.docx
+++ b/manuscript/manuscript.docx
@@ -554,7 +554,45 @@
         <w:t xml:space="preserve"> </w:t>
       </w:r>
       <w:r>
-        <w:t xml:space="preserve">colonoscopy (combined biopsy). Age, genotype, menopausal status, and prior</w:t>
+        <w:t xml:space="preserve">colonoscopy (combined biopsy). Transvaginal ultrasound was not modeled as a</w:t>
+      </w:r>
+      <w:r>
+        <w:t xml:space="preserve"> </w:t>
+      </w:r>
+      <w:r>
+        <w:t xml:space="preserve">fourth comparator: NCCN’s own guideline states that transvaginal ultrasound</w:t>
+      </w:r>
+      <w:r>
+        <w:t xml:space="preserve"> </w:t>
+      </w:r>
+      <w:r>
+        <w:t xml:space="preserve">has not been shown to have sufficient sensitivity or specificity to support</w:t>
+      </w:r>
+      <w:r>
+        <w:t xml:space="preserve"> </w:t>
+      </w:r>
+      <w:r>
+        <w:t xml:space="preserve">a screening recommendation in this population, in contrast to endometrial</w:t>
+      </w:r>
+      <w:r>
+        <w:t xml:space="preserve"> </w:t>
+      </w:r>
+      <w:r>
+        <w:t xml:space="preserve">biopsy.</w:t>
+      </w:r>
+      <w:r>
+        <w:rPr>
+          <w:vertAlign w:val="superscript"/>
+        </w:rPr>
+        <w:t xml:space="preserve">16</w:t>
+      </w:r>
+    </w:p>
+    <w:p>
+      <w:pPr>
+        <w:pStyle w:val="BodyText"/>
+      </w:pPr>
+      <w:r>
+        <w:t xml:space="preserve">Age, genotype, menopausal status, and prior</w:t>
       </w:r>
       <w:r>
         <w:t xml:space="preserve"> </w:t>
@@ -964,19 +1002,25 @@
         <w:t xml:space="preserve"> </w:t>
       </w:r>
       <w:r>
-        <w:t xml:space="preserve">succeeding 25% of the time based on that same general</w:t>
-      </w:r>
-      <w:r>
-        <w:t xml:space="preserve"> </w:t>
-      </w:r>
-      <w:r>
-        <w:t xml:space="preserve">Pipelle-sampling population’s own reported outcome among patients with a</w:t>
-      </w:r>
-      <w:r>
-        <w:t xml:space="preserve"> </w:t>
-      </w:r>
-      <w:r>
-        <w:t xml:space="preserve">documented prior sampling failure,</w:t>
+        <w:t xml:space="preserve">succeeding 75% of the time based on a separate, much larger</w:t>
+      </w:r>
+      <w:r>
+        <w:t xml:space="preserve"> </w:t>
+      </w:r>
+      <w:r>
+        <w:t xml:space="preserve">cohort of patients with an insufficient endometrial sample, among whom a</w:t>
+      </w:r>
+      <w:r>
+        <w:t xml:space="preserve"> </w:t>
+      </w:r>
+      <w:r>
+        <w:t xml:space="preserve">second sampling attempt was adequate in three-quarters of those who</w:t>
+      </w:r>
+      <w:r>
+        <w:t xml:space="preserve"> </w:t>
+      </w:r>
+      <w:r>
+        <w:t xml:space="preserve">underwent one,</w:t>
       </w:r>
       <w:r>
         <w:rPr>
@@ -2086,7 +2130,7 @@
         <w:t xml:space="preserve"> </w:t>
       </w:r>
       <w:r>
-        <w:t xml:space="preserve">repeat-attempt structure rests on a small, non-Lynch evidence base: the 5%</w:t>
+        <w:t xml:space="preserve">repeat-attempt structure rests on a non-Lynch evidence base: the 5%</w:t>
       </w:r>
       <w:r>
         <w:t xml:space="preserve"> </w:t>
@@ -2098,31 +2142,37 @@
         <w:t xml:space="preserve"> </w:t>
       </w:r>
       <w:r>
-        <w:t xml:space="preserve">decision-tree model, not a direct measurement, and the 25% repeat-attempt</w:t>
-      </w:r>
-      <w:r>
-        <w:t xml:space="preserve"> </w:t>
-      </w:r>
-      <w:r>
-        <w:t xml:space="preserve">success probability comes from a subgroup of only 8 patients in a single</w:t>
-      </w:r>
-      <w:r>
-        <w:t xml:space="preserve"> </w:t>
-      </w:r>
-      <w:r>
-        <w:t xml:space="preserve">U.S. health system’s Pipelle-failure cohort. Both parameters’ effects were</w:t>
-      </w:r>
-      <w:r>
-        <w:t xml:space="preserve"> </w:t>
-      </w:r>
-      <w:r>
-        <w:t xml:space="preserve">tested in sensitivity analysis rather than treated as fixed, but neither is</w:t>
-      </w:r>
-      <w:r>
-        <w:t xml:space="preserve"> </w:t>
-      </w:r>
-      <w:r>
-        <w:t xml:space="preserve">a direct measurement in a Lynch surveillance population. Operative D&amp;C’s own risk</w:t>
+        <w:t xml:space="preserve">decision-tree model, and the 75% repeat-attempt success probability comes</w:t>
+      </w:r>
+      <w:r>
+        <w:t xml:space="preserve"> </w:t>
+      </w:r>
+      <w:r>
+        <w:t xml:space="preserve">from a 1,120-patient insufficient-endometrial-sample cohort with a</w:t>
+      </w:r>
+      <w:r>
+        <w:t xml:space="preserve"> </w:t>
+      </w:r>
+      <w:r>
+        <w:t xml:space="preserve">reconstructed, not primary-reported, confidence interval. Both parameters’</w:t>
+      </w:r>
+      <w:r>
+        <w:t xml:space="preserve"> </w:t>
+      </w:r>
+      <w:r>
+        <w:t xml:space="preserve">effects were tested in sensitivity analysis rather than treated as fixed,</w:t>
+      </w:r>
+      <w:r>
+        <w:t xml:space="preserve"> </w:t>
+      </w:r>
+      <w:r>
+        <w:t xml:space="preserve">but neither is a direct measurement in a Lynch surveillance population.</w:t>
+      </w:r>
+      <w:r>
+        <w:t xml:space="preserve"> </w:t>
+      </w:r>
+      <w:r>
+        <w:t xml:space="preserve">Operative D&amp;C’s own risk</w:t>
       </w:r>
       <w:r>
         <w:t xml:space="preserve"> </w:t>
@@ -2730,25 +2780,19 @@
         </w:numPr>
       </w:pPr>
       <w:r>
-        <w:t xml:space="preserve">Adambekov S, Goughnour SL, Mansuria S, Donnellan N, Elishaev E,</w:t>
-      </w:r>
-      <w:r>
-        <w:t xml:space="preserve"> </w:t>
-      </w:r>
-      <w:r>
-        <w:t xml:space="preserve">Villanueva HJ, Edwards RP, Bovbjerg DH, Linkov F. Patient and provider</w:t>
-      </w:r>
-      <w:r>
-        <w:t xml:space="preserve"> </w:t>
-      </w:r>
-      <w:r>
-        <w:t xml:space="preserve">factors associated with endometrial Pipelle sampling failure. Gynecol</w:t>
-      </w:r>
-      <w:r>
-        <w:t xml:space="preserve"> </w:t>
-      </w:r>
-      <w:r>
-        <w:t xml:space="preserve">Oncol 2017;144:324-328.</w:t>
+        <w:t xml:space="preserve">Kandil D, Yang X, Stockl T, Liu Y. Clinical outcomes of patients with</w:t>
+      </w:r>
+      <w:r>
+        <w:t xml:space="preserve"> </w:t>
+      </w:r>
+      <w:r>
+        <w:t xml:space="preserve">insufficient sample from endometrial biopsy or curettage. Int J Gynecol</w:t>
+      </w:r>
+      <w:r>
+        <w:t xml:space="preserve"> </w:t>
+      </w:r>
+      <w:r>
+        <w:t xml:space="preserve">Pathol 2014;33(5):500-506.</w:t>
       </w:r>
     </w:p>
     <w:p>

--- a/manuscript/manuscript.docx
+++ b/manuscript/manuscript.docx
@@ -390,7 +390,7 @@
         <w:t xml:space="preserve"> </w:t>
       </w:r>
       <w:r>
-        <w:t xml:space="preserve">at age 30-35, alongside interval colonoscopy.</w:t>
+        <w:t xml:space="preserve">at age 30-35, alongside interval colonoscopy (NCCN category 2A).</w:t>
       </w:r>
       <w:r>
         <w:rPr>
@@ -402,13 +402,19 @@
         <w:t xml:space="preserve"> </w:t>
       </w:r>
       <w:r>
-        <w:t xml:space="preserve">This guideline specifies</w:t>
-      </w:r>
-      <w:r>
-        <w:t xml:space="preserve"> </w:t>
-      </w:r>
-      <w:r>
-        <w:t xml:space="preserve">timing and eligibility, not delivery method. Office endometrial biopsy</w:t>
+        <w:t xml:space="preserve">This</w:t>
+      </w:r>
+      <w:r>
+        <w:t xml:space="preserve"> </w:t>
+      </w:r>
+      <w:r>
+        <w:t xml:space="preserve">guideline specifies timing and eligibility, not delivery method. Office</w:t>
+      </w:r>
+      <w:r>
+        <w:t xml:space="preserve"> </w:t>
+      </w:r>
+      <w:r>
+        <w:t xml:space="preserve">endometrial biopsy</w:t>
       </w:r>
       <w:r>
         <w:t xml:space="preserve"> </w:t>

--- a/manuscript/manuscript.docx
+++ b/manuscript/manuscript.docx
@@ -1466,6 +1466,68 @@
         <w:pStyle w:val="BodyText"/>
       </w:pPr>
       <w:r>
+        <w:t xml:space="preserve">As a separate, deterministic check on the same equivalent-effectiveness</w:t>
+      </w:r>
+      <w:r>
+        <w:t xml:space="preserve"> </w:t>
+      </w:r>
+      <w:r>
+        <w:t xml:space="preserve">assumption, we also computed each strategy’s overall probability of</w:t>
+      </w:r>
+      <w:r>
+        <w:t xml:space="preserve"> </w:t>
+      </w:r>
+      <w:r>
+        <w:t xml:space="preserve">detecting a true cancer or endometrial hyperplasia, combining each arm’s</w:t>
+      </w:r>
+      <w:r>
+        <w:t xml:space="preserve"> </w:t>
+      </w:r>
+      <w:r>
+        <w:t xml:space="preserve">sampling-escalation probabilities with published Pipelle and D&amp;C</w:t>
+      </w:r>
+      <w:r>
+        <w:t xml:space="preserve"> </w:t>
+      </w:r>
+      <w:r>
+        <w:t xml:space="preserve">sensitivities from a general (non-Lynch) diagnostic-accuracy</w:t>
+      </w:r>
+      <w:r>
+        <w:t xml:space="preserve"> </w:t>
+      </w:r>
+      <w:r>
+        <w:t xml:space="preserve">meta-analysis.</w:t>
+      </w:r>
+      <w:r>
+        <w:rPr>
+          <w:vertAlign w:val="superscript"/>
+        </w:rPr>
+        <w:t xml:space="preserve">17</w:t>
+      </w:r>
+      <w:r>
+        <w:t xml:space="preserve"> </w:t>
+      </w:r>
+      <w:r>
+        <w:t xml:space="preserve">This calculation is a point estimate only, not</w:t>
+      </w:r>
+      <w:r>
+        <w:t xml:space="preserve"> </w:t>
+      </w:r>
+      <w:r>
+        <w:t xml:space="preserve">integrated into the probabilistic sensitivity analysis; see Discussion for</w:t>
+      </w:r>
+      <w:r>
+        <w:t xml:space="preserve"> </w:t>
+      </w:r>
+      <w:r>
+        <w:t xml:space="preserve">its limitations.</w:t>
+      </w:r>
+    </w:p>
+    <w:p>
+      <w:pPr>
+        <w:pStyle w:val="BodyText"/>
+      </w:pPr>
+      <w:r>
         <w:t xml:space="preserve">The geographic sensitivity analysis characterizes setting-level</w:t>
       </w:r>
       <w:r>
@@ -1913,6 +1975,56 @@
         <w:t xml:space="preserve">zero (see Discussion).</w:t>
       </w:r>
     </w:p>
+    <w:p>
+      <w:pPr>
+        <w:pStyle w:val="BodyText"/>
+      </w:pPr>
+      <w:r>
+        <w:t xml:space="preserve">The secondary detection-probability check found each strategy’s overall</w:t>
+      </w:r>
+      <w:r>
+        <w:t xml:space="preserve"> </w:t>
+      </w:r>
+      <w:r>
+        <w:t xml:space="preserve">probability of detecting a true cancer was 78.8% for office biopsy, 77.6%</w:t>
+      </w:r>
+      <w:r>
+        <w:t xml:space="preserve"> </w:t>
+      </w:r>
+      <w:r>
+        <w:t xml:space="preserve">for combined biopsy, and 88.0% for D&amp;C; for atypical endometrial</w:t>
+      </w:r>
+      <w:r>
+        <w:t xml:space="preserve"> </w:t>
+      </w:r>
+      <w:r>
+        <w:t xml:space="preserve">hyperplasia, the corresponding probabilities were 74.8%, 74.1%, and 80.0%.</w:t>
+      </w:r>
+      <w:r>
+        <w:t xml:space="preserve"> </w:t>
+      </w:r>
+      <w:r>
+        <w:t xml:space="preserve">D&amp;C’s point estimate was the highest of the three for both conditions, but</w:t>
+      </w:r>
+      <w:r>
+        <w:t xml:space="preserve"> </w:t>
+      </w:r>
+      <w:r>
+        <w:t xml:space="preserve">its underlying sensitivity carries a very wide 95% confidence interval</w:t>
+      </w:r>
+      <w:r>
+        <w:t xml:space="preserve"> </w:t>
+      </w:r>
+      <w:r>
+        <w:t xml:space="preserve">(28.1%-99.3%, from only 5 pooled studies), compared with 56.5%-90.0% for</w:t>
+      </w:r>
+      <w:r>
+        <w:t xml:space="preserve"> </w:t>
+      </w:r>
+      <w:r>
+        <w:t xml:space="preserve">Pipelle; this ordering is therefore far from established (see Discussion).</w:t>
+      </w:r>
+    </w:p>
     <w:bookmarkEnd w:id="12"/>
     <w:bookmarkStart w:id="13" w:name="discussion"/>
     <w:p>
@@ -2020,31 +2132,31 @@
         <w:t xml:space="preserve"> </w:t>
       </w:r>
       <w:r>
-        <w:t xml:space="preserve">formally assumes equivalent diagnostic effectiveness across strategies, and</w:t>
-      </w:r>
-      <w:r>
-        <w:t xml:space="preserve"> </w:t>
-      </w:r>
-      <w:r>
-        <w:t xml:space="preserve">our attempt to test that assumption directly did not detect a difference to</w:t>
-      </w:r>
-      <w:r>
-        <w:t xml:space="preserve"> </w:t>
-      </w:r>
-      <w:r>
-        <w:t xml:space="preserve">report. Both arms’ failure-resolution pathways – the office arm’s</w:t>
-      </w:r>
-      <w:r>
-        <w:t xml:space="preserve"> </w:t>
-      </w:r>
-      <w:r>
-        <w:t xml:space="preserve">repeat-attempt-or-D&amp;C structure and the combined arm’s directly observed</w:t>
-      </w:r>
-      <w:r>
-        <w:t xml:space="preserve"> </w:t>
-      </w:r>
-      <w:r>
-        <w:t xml:space="preserve">escalation rate – are built from literature that accounts for essentially</w:t>
+        <w:t xml:space="preserve">formally assumes equivalent diagnostic effectiveness across strategies. We</w:t>
+      </w:r>
+      <w:r>
+        <w:t xml:space="preserve"> </w:t>
+      </w:r>
+      <w:r>
+        <w:t xml:space="preserve">tested that assumption two ways, with different results. First, whether a</w:t>
+      </w:r>
+      <w:r>
+        <w:t xml:space="preserve"> </w:t>
+      </w:r>
+      <w:r>
+        <w:t xml:space="preserve">failed sample goes entirely undiagnosed: both arms’ failure-resolution</w:t>
+      </w:r>
+      <w:r>
+        <w:t xml:space="preserve"> </w:t>
+      </w:r>
+      <w:r>
+        <w:t xml:space="preserve">pathways – the office arm’s repeat-attempt-or-D&amp;C structure and the</w:t>
+      </w:r>
+      <w:r>
+        <w:t xml:space="preserve"> </w:t>
+      </w:r>
+      <w:r>
+        <w:t xml:space="preserve">combined arm’s directly observed escalation rate – account for essentially</w:t>
       </w:r>
       <w:r>
         <w:t xml:space="preserve"> </w:t>
@@ -2056,73 +2168,79 @@
         <w:t xml:space="preserve"> </w:t>
       </w:r>
       <w:r>
-        <w:t xml:space="preserve">neither adequately resampled nor escalated to D&amp;C. This is a genuine</w:t>
-      </w:r>
-      <w:r>
-        <w:t xml:space="preserve"> </w:t>
-      </w:r>
-      <w:r>
-        <w:t xml:space="preserve">absence of evidence for a differential risk between strategies, not</w:t>
-      </w:r>
-      <w:r>
-        <w:t xml:space="preserve"> </w:t>
-      </w:r>
-      <w:r>
-        <w:t xml:space="preserve">evidence that their true risks are equal: none of the underlying studies –</w:t>
-      </w:r>
-      <w:r>
-        <w:t xml:space="preserve"> </w:t>
-      </w:r>
-      <w:r>
-        <w:t xml:space="preserve">a Pipelle decision-tree model’s own repeat-attempt estimates, the general</w:t>
-      </w:r>
-      <w:r>
-        <w:t xml:space="preserve"> </w:t>
-      </w:r>
-      <w:r>
-        <w:t xml:space="preserve">(non-Lynch) Pipelle-failure literature they draw a repeat-success rate</w:t>
-      </w:r>
-      <w:r>
-        <w:t xml:space="preserve"> </w:t>
-      </w:r>
-      <w:r>
-        <w:t xml:space="preserve">from, or the combined-screening cohort – was designed to detect or report</w:t>
-      </w:r>
-      <w:r>
-        <w:t xml:space="preserve"> </w:t>
-      </w:r>
-      <w:r>
-        <w:t xml:space="preserve">a distinct unresolved-failure outcome, so a real difference between</w:t>
-      </w:r>
-      <w:r>
-        <w:t xml:space="preserve"> </w:t>
-      </w:r>
-      <w:r>
-        <w:t xml:space="preserve">strategies could exist without being visible to this analysis. What would</w:t>
-      </w:r>
-      <w:r>
-        <w:t xml:space="preserve"> </w:t>
-      </w:r>
-      <w:r>
-        <w:t xml:space="preserve">resolve this is a study, in either population, that follows sampling</w:t>
-      </w:r>
-      <w:r>
-        <w:t xml:space="preserve"> </w:t>
-      </w:r>
-      <w:r>
-        <w:t xml:space="preserve">failures forward far enough to confirm whether every patient with a failed</w:t>
-      </w:r>
-      <w:r>
-        <w:t xml:space="preserve"> </w:t>
-      </w:r>
-      <w:r>
-        <w:t xml:space="preserve">attempt eventually received either an adequate repeat sample or D&amp;C, rather</w:t>
-      </w:r>
-      <w:r>
-        <w:t xml:space="preserve"> </w:t>
-      </w:r>
-      <w:r>
-        <w:t xml:space="preserve">than assuming or inferring it from aggregate escalation rates.</w:t>
+        <w:t xml:space="preserve">neither resampled nor escalated to D&amp;C. This is a genuine absence of</w:t>
+      </w:r>
+      <w:r>
+        <w:t xml:space="preserve"> </w:t>
+      </w:r>
+      <w:r>
+        <w:t xml:space="preserve">evidence for a differential risk, not evidence the risks are equal: none of</w:t>
+      </w:r>
+      <w:r>
+        <w:t xml:space="preserve"> </w:t>
+      </w:r>
+      <w:r>
+        <w:t xml:space="preserve">the underlying studies was designed to detect a distinct unresolved-failure</w:t>
+      </w:r>
+      <w:r>
+        <w:t xml:space="preserve"> </w:t>
+      </w:r>
+      <w:r>
+        <w:t xml:space="preserve">outcome, so a real difference could exist without being visible here.</w:t>
+      </w:r>
+      <w:r>
+        <w:t xml:space="preserve"> </w:t>
+      </w:r>
+      <w:r>
+        <w:t xml:space="preserve">Second, each strategy’s overall detection probability for a true cancer or</w:t>
+      </w:r>
+      <w:r>
+        <w:t xml:space="preserve"> </w:t>
+      </w:r>
+      <w:r>
+        <w:t xml:space="preserve">precancer, combining escalation probabilities with published (non-Lynch)</w:t>
+      </w:r>
+      <w:r>
+        <w:t xml:space="preserve"> </w:t>
+      </w:r>
+      <w:r>
+        <w:t xml:space="preserve">Pipelle and D&amp;C sensitivities, suggested D&amp;C’s point estimate exceeds</w:t>
+      </w:r>
+      <w:r>
+        <w:t xml:space="preserve"> </w:t>
+      </w:r>
+      <w:r>
+        <w:t xml:space="preserve">office and combined biopsy’s (see Results) – but D&amp;C’s own sensitivity</w:t>
+      </w:r>
+      <w:r>
+        <w:t xml:space="preserve"> </w:t>
+      </w:r>
+      <w:r>
+        <w:t xml:space="preserve">carries a 95% confidence interval spanning 28.1%-99.3%, so this difference</w:t>
+      </w:r>
+      <w:r>
+        <w:t xml:space="preserve"> </w:t>
+      </w:r>
+      <w:r>
+        <w:t xml:space="preserve">is far from established. What would resolve either test is a study that</w:t>
+      </w:r>
+      <w:r>
+        <w:t xml:space="preserve"> </w:t>
+      </w:r>
+      <w:r>
+        <w:t xml:space="preserve">follows sampling failures and their eventual diagnoses forward in a</w:t>
+      </w:r>
+      <w:r>
+        <w:t xml:space="preserve"> </w:t>
+      </w:r>
+      <w:r>
+        <w:t xml:space="preserve">Lynch-specific population, rather than inferring effectiveness from</w:t>
+      </w:r>
+      <w:r>
+        <w:t xml:space="preserve"> </w:t>
+      </w:r>
+      <w:r>
+        <w:t xml:space="preserve">general-population sensitivities or aggregate escalation rates.</w:t>
       </w:r>
     </w:p>
     <w:p>
@@ -2268,13 +2386,13 @@
         <w:t xml:space="preserve"> </w:t>
       </w:r>
       <w:r>
-        <w:t xml:space="preserve">inputs – the diagnostic sensitivity values used in a secondary analysis not</w:t>
-      </w:r>
-      <w:r>
-        <w:t xml:space="preserve"> </w:t>
-      </w:r>
-      <w:r>
-        <w:t xml:space="preserve">reported in detail here, and the D&amp;C and hysteroscopy adverse-event</w:t>
+        <w:t xml:space="preserve">inputs – the diagnostic sensitivity values underlying the detection-probability</w:t>
+      </w:r>
+      <w:r>
+        <w:t xml:space="preserve"> </w:t>
+      </w:r>
+      <w:r>
+        <w:t xml:space="preserve">analysis above, and the D&amp;C and hysteroscopy adverse-event</w:t>
       </w:r>
       <w:r>
         <w:t xml:space="preserve"> </w:t>
@@ -2835,6 +2953,36 @@
       </w:r>
       <w:r>
         <w:t xml:space="preserve">September 2, 2026.</w:t>
+      </w:r>
+    </w:p>
+    <w:p>
+      <w:pPr>
+        <w:pStyle w:val="Compact"/>
+        <w:numPr>
+          <w:ilvl w:val="0"/>
+          <w:numId w:val="1001"/>
+        </w:numPr>
+      </w:pPr>
+      <w:r>
+        <w:t xml:space="preserve">Sakna NA, Elgendi M, Salama MH, Zeinhom A, Labib S, Nabhan AF.</w:t>
+      </w:r>
+      <w:r>
+        <w:t xml:space="preserve"> </w:t>
+      </w:r>
+      <w:r>
+        <w:t xml:space="preserve">Diagnostic accuracy of endometrial sampling tests for detecting</w:t>
+      </w:r>
+      <w:r>
+        <w:t xml:space="preserve"> </w:t>
+      </w:r>
+      <w:r>
+        <w:t xml:space="preserve">endometrial cancer: a systematic review and meta-analysis. BMJ Open</w:t>
+      </w:r>
+      <w:r>
+        <w:t xml:space="preserve"> </w:t>
+      </w:r>
+      <w:r>
+        <w:t xml:space="preserve">2023;13(6):e072124.</w:t>
       </w:r>
     </w:p>
     <w:bookmarkEnd w:id="14"/>

--- a/manuscript/manuscript.docx
+++ b/manuscript/manuscript.docx
@@ -752,13 +752,13 @@
         <w:t xml:space="preserve"> </w:t>
       </w:r>
       <w:r>
-        <w:t xml:space="preserve">should adopt – is, in the base case, a cost-minimization question: a</w:t>
-      </w:r>
-      <w:r>
-        <w:t xml:space="preserve"> </w:t>
-      </w:r>
-      <w:r>
-        <w:t xml:space="preserve">cost-minimization design assumes equivalent clinical effectiveness across</w:t>
+        <w:t xml:space="preserve">should adopt – is, in the base case, a cost-minimization question:</w:t>
+      </w:r>
+      <w:r>
+        <w:t xml:space="preserve"> </w:t>
+      </w:r>
+      <w:r>
+        <w:t xml:space="preserve">cost-minimization assumes equivalent clinical effectiveness across</w:t>
       </w:r>
       <w:r>
         <w:t xml:space="preserve"> </w:t>
@@ -782,49 +782,43 @@
         <w:t xml:space="preserve"> </w:t>
       </w:r>
       <w:r>
-        <w:t xml:space="preserve">cost-utility analysis (no quality-adjusted life-year axis, willingness-to-pay</w:t>
-      </w:r>
-      <w:r>
-        <w:t xml:space="preserve"> </w:t>
-      </w:r>
-      <w:r>
-        <w:t xml:space="preserve">threshold, or efficiency frontier). Instead, we selected two secondary</w:t>
-      </w:r>
-      <w:r>
-        <w:t xml:space="preserve"> </w:t>
-      </w:r>
-      <w:r>
-        <w:t xml:space="preserve">outcomes – D&amp;C-related adverse-event exposure and delayed-neoplasia</w:t>
-      </w:r>
-      <w:r>
-        <w:t xml:space="preserve"> </w:t>
-      </w:r>
-      <w:r>
-        <w:t xml:space="preserve">probability – specifically to test, rather than merely assume, this</w:t>
-      </w:r>
-      <w:r>
-        <w:t xml:space="preserve"> </w:t>
-      </w:r>
-      <w:r>
-        <w:t xml:space="preserve">equivalence (described below). Both secondary outcomes are reported as</w:t>
-      </w:r>
-      <w:r>
-        <w:t xml:space="preserve"> </w:t>
-      </w:r>
-      <w:r>
-        <w:t xml:space="preserve">event counts per 1,000 patients; neither was converted to a utility,</w:t>
-      </w:r>
-      <w:r>
-        <w:t xml:space="preserve"> </w:t>
-      </w:r>
-      <w:r>
-        <w:t xml:space="preserve">quality-adjusted life-year, or monetary value, so no outcome valuation</w:t>
-      </w:r>
-      <w:r>
-        <w:t xml:space="preserve"> </w:t>
-      </w:r>
-      <w:r>
-        <w:t xml:space="preserve">step was required for them.</w:t>
+        <w:t xml:space="preserve">cost-utility analysis (no quality-adjusted life-year axis,</w:t>
+      </w:r>
+      <w:r>
+        <w:t xml:space="preserve"> </w:t>
+      </w:r>
+      <w:r>
+        <w:t xml:space="preserve">willingness-to-pay threshold, or efficiency frontier). Instead, we selected</w:t>
+      </w:r>
+      <w:r>
+        <w:t xml:space="preserve"> </w:t>
+      </w:r>
+      <w:r>
+        <w:t xml:space="preserve">two secondary outcomes – D&amp;C-related adverse-event exposure and</w:t>
+      </w:r>
+      <w:r>
+        <w:t xml:space="preserve"> </w:t>
+      </w:r>
+      <w:r>
+        <w:t xml:space="preserve">delayed-neoplasia probability – to test, rather than assume, this</w:t>
+      </w:r>
+      <w:r>
+        <w:t xml:space="preserve"> </w:t>
+      </w:r>
+      <w:r>
+        <w:t xml:space="preserve">equivalence (described below), both reported as event counts per 1,000</w:t>
+      </w:r>
+      <w:r>
+        <w:t xml:space="preserve"> </w:t>
+      </w:r>
+      <w:r>
+        <w:t xml:space="preserve">patients rather than converted to a utility, quality-adjusted life-year, or</w:t>
+      </w:r>
+      <w:r>
+        <w:t xml:space="preserve"> </w:t>
+      </w:r>
+      <w:r>
+        <w:t xml:space="preserve">monetary value.</w:t>
       </w:r>
     </w:p>
     <w:p>
@@ -1014,19 +1008,7 @@
         <w:t xml:space="preserve"> </w:t>
       </w:r>
       <w:r>
-        <w:t xml:space="preserve">cohort of patients with an insufficient endometrial sample, among whom a</w:t>
-      </w:r>
-      <w:r>
-        <w:t xml:space="preserve"> </w:t>
-      </w:r>
-      <w:r>
-        <w:t xml:space="preserve">second sampling attempt was adequate in three-quarters of those who</w:t>
-      </w:r>
-      <w:r>
-        <w:t xml:space="preserve"> </w:t>
-      </w:r>
-      <w:r>
-        <w:t xml:space="preserve">underwent one,</w:t>
+        <w:t xml:space="preserve">cohort of patients with an insufficient endometrial sample,</w:t>
       </w:r>
       <w:r>
         <w:rPr>
@@ -1038,7 +1020,13 @@
         <w:t xml:space="preserve"> </w:t>
       </w:r>
       <w:r>
-        <w:t xml:space="preserve">or direct escalation to D&amp;C. The</w:t>
+        <w:t xml:space="preserve">or direct</w:t>
+      </w:r>
+      <w:r>
+        <w:t xml:space="preserve"> </w:t>
+      </w:r>
+      <w:r>
+        <w:t xml:space="preserve">escalation to D&amp;C. The</w:t>
       </w:r>
       <w:r>
         <w:t xml:space="preserve"> </w:t>
@@ -1204,31 +1192,13 @@
         <w:t xml:space="preserve"> </w:t>
       </w:r>
       <w:r>
-        <w:t xml:space="preserve">Geographic Practice Cost Index for the relevant procedure code and setting,</w:t>
-      </w:r>
-      <w:r>
-        <w:t xml:space="preserve"> </w:t>
-      </w:r>
-      <w:r>
-        <w:t xml:space="preserve">applying the standard relative-value formula (work relative-value units x</w:t>
-      </w:r>
-      <w:r>
-        <w:t xml:space="preserve"> </w:t>
-      </w:r>
-      <w:r>
-        <w:t xml:space="preserve">work index + practice-expense relative-value units x practice-expense index</w:t>
-      </w:r>
-      <w:r>
-        <w:t xml:space="preserve"> </w:t>
-      </w:r>
-      <w:r>
-        <w:t xml:space="preserve">+ malpractice relative-value units x malpractice index, divided by the</w:t>
-      </w:r>
-      <w:r>
-        <w:t xml:space="preserve"> </w:t>
-      </w:r>
-      <w:r>
-        <w:t xml:space="preserve">unadjusted total).</w:t>
+        <w:t xml:space="preserve">Geographic Practice Cost Index, applying the standard RVU-weighted</w:t>
+      </w:r>
+      <w:r>
+        <w:t xml:space="preserve"> </w:t>
+      </w:r>
+      <w:r>
+        <w:t xml:space="preserve">relative-value formula for the relevant procedure code and setting.</w:t>
       </w:r>
       <w:r>
         <w:rPr>
@@ -1240,19 +1210,25 @@
         <w:t xml:space="preserve"> </w:t>
       </w:r>
       <w:r>
-        <w:t xml:space="preserve">The D&amp;C facility fee was adjusted using the real</w:t>
-      </w:r>
-      <w:r>
-        <w:t xml:space="preserve"> </w:t>
-      </w:r>
-      <w:r>
-        <w:t xml:space="preserve">Hospital Outpatient Prospective Payment System wage index for the relevant</w:t>
-      </w:r>
-      <w:r>
-        <w:t xml:space="preserve"> </w:t>
-      </w:r>
-      <w:r>
-        <w:t xml:space="preserve">core-based statistical area,</w:t>
+        <w:t xml:space="preserve">The</w:t>
+      </w:r>
+      <w:r>
+        <w:t xml:space="preserve"> </w:t>
+      </w:r>
+      <w:r>
+        <w:t xml:space="preserve">D&amp;C facility fee was adjusted using the real Hospital Outpatient</w:t>
+      </w:r>
+      <w:r>
+        <w:t xml:space="preserve"> </w:t>
+      </w:r>
+      <w:r>
+        <w:t xml:space="preserve">Prospective Payment System wage index for the relevant core-based</w:t>
+      </w:r>
+      <w:r>
+        <w:t xml:space="preserve"> </w:t>
+      </w:r>
+      <w:r>
+        <w:t xml:space="preserve">statistical area,</w:t>
       </w:r>
       <w:r>
         <w:rPr>
@@ -1264,19 +1240,13 @@
         <w:t xml:space="preserve"> </w:t>
       </w:r>
       <w:r>
-        <w:t xml:space="preserve">applying the labor-related-share formula</w:t>
-      </w:r>
-      <w:r>
-        <w:t xml:space="preserve"> </w:t>
-      </w:r>
-      <w:r>
-        <w:t xml:space="preserve">(labor share x wage index + [1 - labor share]) with the actual 60%</w:t>
-      </w:r>
-      <w:r>
-        <w:t xml:space="preserve"> </w:t>
-      </w:r>
-      <w:r>
-        <w:t xml:space="preserve">labor-related share finalized for the payment year.</w:t>
+        <w:t xml:space="preserve">applying the standard labor-related-share formula</w:t>
+      </w:r>
+      <w:r>
+        <w:t xml:space="preserve"> </w:t>
+      </w:r>
+      <w:r>
+        <w:t xml:space="preserve">with the actual 60% labor-related share finalized for the payment year.</w:t>
       </w:r>
       <w:r>
         <w:rPr>
@@ -1528,6 +1498,80 @@
         <w:pStyle w:val="BodyText"/>
       </w:pPr>
       <w:r>
+        <w:t xml:space="preserve">As a supplementary societal-perspective check, we reintroduced patient</w:t>
+      </w:r>
+      <w:r>
+        <w:t xml:space="preserve"> </w:t>
+      </w:r>
+      <w:r>
+        <w:t xml:space="preserve">time and travel-time opportunity costs the base case excludes: each</w:t>
+      </w:r>
+      <w:r>
+        <w:t xml:space="preserve"> </w:t>
+      </w:r>
+      <w:r>
+        <w:t xml:space="preserve">strategy’s expected number of dedicated patient encounters (office or</w:t>
+      </w:r>
+      <w:r>
+        <w:t xml:space="preserve"> </w:t>
+      </w:r>
+      <w:r>
+        <w:t xml:space="preserve">preoperative visits, repeat visits, and D&amp;C’s own preoperative visit plus</w:t>
+      </w:r>
+      <w:r>
+        <w:t xml:space="preserve"> </w:t>
+      </w:r>
+      <w:r>
+        <w:t xml:space="preserve">procedure day, weighted by the same escalation probabilities) was valued</w:t>
+      </w:r>
+      <w:r>
+        <w:t xml:space="preserve"> </w:t>
+      </w:r>
+      <w:r>
+        <w:t xml:space="preserve">at a published average opportunity cost per ambulatory visit.</w:t>
+      </w:r>
+      <w:r>
+        <w:rPr>
+          <w:vertAlign w:val="superscript"/>
+        </w:rPr>
+        <w:t xml:space="preserve">18</w:t>
+      </w:r>
+      <w:r>
+        <w:t xml:space="preserve"> </w:t>
+      </w:r>
+      <w:r>
+        <w:t xml:space="preserve">This</w:t>
+      </w:r>
+      <w:r>
+        <w:t xml:space="preserve"> </w:t>
+      </w:r>
+      <w:r>
+        <w:t xml:space="preserve">deterministic, non-PSA calculation values every encounter equally and</w:t>
+      </w:r>
+      <w:r>
+        <w:t xml:space="preserve"> </w:t>
+      </w:r>
+      <w:r>
+        <w:t xml:space="preserve">excludes travel expense and caregiver time (see Discussion); we also</w:t>
+      </w:r>
+      <w:r>
+        <w:t xml:space="preserve"> </w:t>
+      </w:r>
+      <w:r>
+        <w:t xml:space="preserve">report it under the existing scenario folding combined biopsy’s</w:t>
+      </w:r>
+      <w:r>
+        <w:t xml:space="preserve"> </w:t>
+      </w:r>
+      <w:r>
+        <w:t xml:space="preserve">preoperative visit into the colonoscopy day.</w:t>
+      </w:r>
+    </w:p>
+    <w:p>
+      <w:pPr>
+        <w:pStyle w:val="BodyText"/>
+      </w:pPr>
+      <w:r>
         <w:t xml:space="preserve">The geographic sensitivity analysis characterizes setting-level</w:t>
       </w:r>
       <w:r>
@@ -1676,19 +1720,16 @@
         <w:t xml:space="preserve"> </w:t>
       </w:r>
       <w:r>
-        <w:t xml:space="preserve">individually cited to its source. [Author: confirm final phrasing for a</w:t>
-      </w:r>
-      <w:r>
-        <w:t xml:space="preserve"> </w:t>
-      </w:r>
-      <w:r>
-        <w:t xml:space="preserve">double-anonymized submission – the public repository URL and any</w:t>
-      </w:r>
-      <w:r>
-        <w:t xml:space="preserve"> </w:t>
-      </w:r>
-      <w:r>
-        <w:t xml:space="preserve">institution-identifying detail belong on the title page, not here.] This</w:t>
+        <w:t xml:space="preserve">individually cited to its source.</w:t>
+      </w:r>
+      <w:r>
+        <w:t xml:space="preserve"> </w:t>
+      </w:r>
+      <w:r>
+        <w:t xml:space="preserve"> </w:t>
+      </w:r>
+      <w:r>
+        <w:t xml:space="preserve">This</w:t>
       </w:r>
       <w:r>
         <w:t xml:space="preserve"> </w:t>
@@ -2025,6 +2066,38 @@
         <w:t xml:space="preserve">Pipelle; this ordering is therefore far from established (see Discussion).</w:t>
       </w:r>
     </w:p>
+    <w:p>
+      <w:pPr>
+        <w:pStyle w:val="BodyText"/>
+      </w:pPr>
+      <w:r>
+        <w:t xml:space="preserve">Reintroducing patient time/travel opportunity costs widened combined</w:t>
+      </w:r>
+      <w:r>
+        <w:t xml:space="preserve"> </w:t>
+      </w:r>
+      <w:r>
+        <w:t xml:space="preserve">biopsy’s advantage over office biopsy from $243.06 to $257.94 per patient</w:t>
+      </w:r>
+      <w:r>
+        <w:t xml:space="preserve"> </w:t>
+      </w:r>
+      <w:r>
+        <w:t xml:space="preserve">($574.11 vs $832.04 total cost); D&amp;C’s total was $3,971.07. Folding</w:t>
+      </w:r>
+      <w:r>
+        <w:t xml:space="preserve"> </w:t>
+      </w:r>
+      <w:r>
+        <w:t xml:space="preserve">combined biopsy’s preoperative visit into the colonoscopy day widened</w:t>
+      </w:r>
+      <w:r>
+        <w:t xml:space="preserve"> </w:t>
+      </w:r>
+      <w:r>
+        <w:t xml:space="preserve">this advantage further, to $412.32 ($419.72 vs $832.04).</w:t>
+      </w:r>
+    </w:p>
     <w:bookmarkEnd w:id="12"/>
     <w:bookmarkStart w:id="13" w:name="discussion"/>
     <w:p>
@@ -2094,31 +2167,49 @@
         <w:t xml:space="preserve"> </w:t>
       </w:r>
       <w:r>
-        <w:t xml:space="preserve">D&amp;C rescue procedure. Together, these findings suggest combined biopsy is</w:t>
-      </w:r>
-      <w:r>
-        <w:t xml:space="preserve"> </w:t>
-      </w:r>
-      <w:r>
-        <w:t xml:space="preserve">not simply a lower-cost substitute but a strategy that reduces both cost and</w:t>
-      </w:r>
-      <w:r>
-        <w:t xml:space="preserve"> </w:t>
-      </w:r>
-      <w:r>
-        <w:t xml:space="preserve">a specific, quantifiable procedural risk relative to standalone office</w:t>
-      </w:r>
-      <w:r>
-        <w:t xml:space="preserve"> </w:t>
-      </w:r>
-      <w:r>
-        <w:t xml:space="preserve">biopsy – a combination that should make it an attractive default where</w:t>
-      </w:r>
-      <w:r>
-        <w:t xml:space="preserve"> </w:t>
-      </w:r>
-      <w:r>
-        <w:t xml:space="preserve">gastroenterology and gynecology scheduling can be coordinated.</w:t>
+        <w:t xml:space="preserve">D&amp;C rescue procedure, and a supplementary societal-perspective analysis</w:t>
+      </w:r>
+      <w:r>
+        <w:t xml:space="preserve"> </w:t>
+      </w:r>
+      <w:r>
+        <w:t xml:space="preserve">found that reintroducing patient time and travel costs the base case</w:t>
+      </w:r>
+      <w:r>
+        <w:t xml:space="preserve"> </w:t>
+      </w:r>
+      <w:r>
+        <w:t xml:space="preserve">excludes widened, rather than narrowed, its cost advantage (see Results).</w:t>
+      </w:r>
+      <w:r>
+        <w:t xml:space="preserve"> </w:t>
+      </w:r>
+      <w:r>
+        <w:t xml:space="preserve">Together, these findings suggest combined biopsy is not simply a</w:t>
+      </w:r>
+      <w:r>
+        <w:t xml:space="preserve"> </w:t>
+      </w:r>
+      <w:r>
+        <w:t xml:space="preserve">lower-cost substitute but a strategy that reduces cost, procedural risk,</w:t>
+      </w:r>
+      <w:r>
+        <w:t xml:space="preserve"> </w:t>
+      </w:r>
+      <w:r>
+        <w:t xml:space="preserve">and patient burden relative to standalone office biopsy – a combination</w:t>
+      </w:r>
+      <w:r>
+        <w:t xml:space="preserve"> </w:t>
+      </w:r>
+      <w:r>
+        <w:t xml:space="preserve">that should make it an attractive default where gastroenterology and</w:t>
+      </w:r>
+      <w:r>
+        <w:t xml:space="preserve"> </w:t>
+      </w:r>
+      <w:r>
+        <w:t xml:space="preserve">gynecology scheduling can be coordinated.</w:t>
       </w:r>
     </w:p>
     <w:p>
@@ -2480,25 +2571,25 @@
         <w:t xml:space="preserve"> </w:t>
       </w:r>
       <w:r>
-        <w:t xml:space="preserve">colonoscopy costs less, and exposes patients to less D&amp;C-related procedural</w:t>
-      </w:r>
-      <w:r>
-        <w:t xml:space="preserve"> </w:t>
-      </w:r>
-      <w:r>
-        <w:t xml:space="preserve">risk, than either standalone office biopsy or operative D&amp;C for Lynch</w:t>
-      </w:r>
-      <w:r>
-        <w:t xml:space="preserve"> </w:t>
-      </w:r>
-      <w:r>
-        <w:t xml:space="preserve">syndrome surveillance. This conclusion was robust to parameter uncertainty</w:t>
-      </w:r>
-      <w:r>
-        <w:t xml:space="preserve"> </w:t>
-      </w:r>
-      <w:r>
-        <w:t xml:space="preserve">and practice location in every sensitivity analysis performed. Programs</w:t>
+        <w:t xml:space="preserve">colonoscopy costs less, and exposes patients to less D&amp;C-related</w:t>
+      </w:r>
+      <w:r>
+        <w:t xml:space="preserve"> </w:t>
+      </w:r>
+      <w:r>
+        <w:t xml:space="preserve">procedural and patient-time burden, than either alternative for Lynch</w:t>
+      </w:r>
+      <w:r>
+        <w:t xml:space="preserve"> </w:t>
+      </w:r>
+      <w:r>
+        <w:t xml:space="preserve">syndrome surveillance – a conclusion robust to parameter uncertainty and</w:t>
+      </w:r>
+      <w:r>
+        <w:t xml:space="preserve"> </w:t>
+      </w:r>
+      <w:r>
+        <w:t xml:space="preserve">practice location across every sensitivity analysis performed. Programs</w:t>
       </w:r>
       <w:r>
         <w:t xml:space="preserve"> </w:t>
@@ -2510,13 +2601,7 @@
         <w:t xml:space="preserve"> </w:t>
       </w:r>
       <w:r>
-        <w:t xml:space="preserve">consider combined biopsy as the default surveillance strategy for this</w:t>
-      </w:r>
-      <w:r>
-        <w:t xml:space="preserve"> </w:t>
-      </w:r>
-      <w:r>
-        <w:t xml:space="preserve">population.</w:t>
+        <w:t xml:space="preserve">consider it the default surveillance strategy for this population.</w:t>
       </w:r>
     </w:p>
     <w:bookmarkEnd w:id="13"/>
@@ -2983,6 +3068,30 @@
       </w:r>
       <w:r>
         <w:t xml:space="preserve">2023;13(6):e072124.</w:t>
+      </w:r>
+    </w:p>
+    <w:p>
+      <w:pPr>
+        <w:pStyle w:val="Compact"/>
+        <w:numPr>
+          <w:ilvl w:val="0"/>
+          <w:numId w:val="1001"/>
+        </w:numPr>
+      </w:pPr>
+      <w:r>
+        <w:t xml:space="preserve">Ray KN, Chari AV, Engberg J, Bertolet M, Mehrotra A. Opportunity</w:t>
+      </w:r>
+      <w:r>
+        <w:t xml:space="preserve"> </w:t>
+      </w:r>
+      <w:r>
+        <w:t xml:space="preserve">costs of ambulatory medical care in the United States. Am J Manag</w:t>
+      </w:r>
+      <w:r>
+        <w:t xml:space="preserve"> </w:t>
+      </w:r>
+      <w:r>
+        <w:t xml:space="preserve">Care 2015;21(8):567-574.</w:t>
       </w:r>
     </w:p>
     <w:bookmarkEnd w:id="14"/>

--- a/manuscript/manuscript.docx
+++ b/manuscript/manuscript.docx
@@ -702,31 +702,19 @@
         <w:t xml:space="preserve"> </w:t>
       </w:r>
       <w:r>
-        <w:t xml:space="preserve">Consumer Price Index for Medical Care. The analytic horizon was a single</w:t>
-      </w:r>
-      <w:r>
-        <w:t xml:space="preserve"> </w:t>
-      </w:r>
-      <w:r>
-        <w:t xml:space="preserve">endometrial-surveillance episode, beginning with the initial sampling</w:t>
-      </w:r>
-      <w:r>
-        <w:t xml:space="preserve"> </w:t>
-      </w:r>
-      <w:r>
-        <w:t xml:space="preserve">strategy and extending through any rescue D&amp;C required after an</w:t>
-      </w:r>
-      <w:r>
-        <w:t xml:space="preserve"> </w:t>
-      </w:r>
-      <w:r>
-        <w:t xml:space="preserve">unsuccessful initial attempt; costs or consequences beyond resolution of</w:t>
-      </w:r>
-      <w:r>
-        <w:t xml:space="preserve"> </w:t>
-      </w:r>
-      <w:r>
-        <w:t xml:space="preserve">that episode were not included. Because the horizon was less than one year,</w:t>
+        <w:t xml:space="preserve">Consumer Price Index for Medical Care. The analytic horizon was a single endometrial-surveillance episode: the</w:t>
+      </w:r>
+      <w:r>
+        <w:t xml:space="preserve"> </w:t>
+      </w:r>
+      <w:r>
+        <w:t xml:space="preserve">initial sampling strategy through any rescue D&amp;C after an unsuccessful</w:t>
+      </w:r>
+      <w:r>
+        <w:t xml:space="preserve"> </w:t>
+      </w:r>
+      <w:r>
+        <w:t xml:space="preserve">attempt; costs beyond resolution of that episode were not included. Because the horizon was less than one year,</w:t>
       </w:r>
       <w:r>
         <w:t xml:space="preserve"> </w:t>
@@ -910,25 +898,19 @@
         <w:t xml:space="preserve"> </w:t>
       </w:r>
       <w:r>
-        <w:t xml:space="preserve">undergoing the surveillance colonoscopy regardless of whether biopsy is</w:t>
-      </w:r>
-      <w:r>
-        <w:t xml:space="preserve"> </w:t>
-      </w:r>
-      <w:r>
-        <w:t xml:space="preserve">added, no colonoscopy base cost, gastroenterology professional fee, or</w:t>
-      </w:r>
-      <w:r>
-        <w:t xml:space="preserve"> </w:t>
-      </w:r>
-      <w:r>
-        <w:t xml:space="preserve">baseline procedural sedation cost was charged to this arm; only costs</w:t>
-      </w:r>
-      <w:r>
-        <w:t xml:space="preserve"> </w:t>
-      </w:r>
-      <w:r>
-        <w:t xml:space="preserve">incremental to the already-planned colonoscopy were included.</w:t>
+        <w:t xml:space="preserve">undergoing the colonoscopy regardless of whether biopsy is added, no</w:t>
+      </w:r>
+      <w:r>
+        <w:t xml:space="preserve"> </w:t>
+      </w:r>
+      <w:r>
+        <w:t xml:space="preserve">colonoscopy base cost, gastroenterology fee, or baseline sedation cost</w:t>
+      </w:r>
+      <w:r>
+        <w:t xml:space="preserve"> </w:t>
+      </w:r>
+      <w:r>
+        <w:t xml:space="preserve">was charged; only incremental costs were included.</w:t>
       </w:r>
     </w:p>
     <w:p>
@@ -1088,79 +1070,67 @@
         <w:pStyle w:val="BodyText"/>
       </w:pPr>
       <w:r>
-        <w:t xml:space="preserve">We conducted five complementary sensitivity analyses. First, deterministic</w:t>
-      </w:r>
-      <w:r>
-        <w:t xml:space="preserve"> </w:t>
-      </w:r>
-      <w:r>
-        <w:t xml:space="preserve">one-way sensitivity analysis varied each of ten parameters individually</w:t>
-      </w:r>
-      <w:r>
-        <w:t xml:space="preserve"> </w:t>
-      </w:r>
-      <w:r>
-        <w:t xml:space="preserve">across its low/high bound while holding all others at base case. Second,</w:t>
-      </w:r>
-      <w:r>
-        <w:t xml:space="preserve"> </w:t>
-      </w:r>
-      <w:r>
-        <w:t xml:space="preserve">probabilistic sensitivity analysis drew 1,000 Monte Carlo samples, with each</w:t>
-      </w:r>
-      <w:r>
-        <w:t xml:space="preserve"> </w:t>
-      </w:r>
-      <w:r>
-        <w:t xml:space="preserve">parameter sampled from a distribution matched to its evidence type (beta for</w:t>
-      </w:r>
-      <w:r>
-        <w:t xml:space="preserve"> </w:t>
-      </w:r>
-      <w:r>
-        <w:t xml:space="preserve">probabilities, gamma for costs, triangular for parameters whose uncertainty</w:t>
-      </w:r>
-      <w:r>
-        <w:t xml:space="preserve"> </w:t>
-      </w:r>
-      <w:r>
-        <w:t xml:space="preserve">is a structural or plausibility range rather than a formal confidence</w:t>
-      </w:r>
-      <w:r>
-        <w:t xml:space="preserve"> </w:t>
-      </w:r>
-      <w:r>
-        <w:t xml:space="preserve">interval). Third, threshold analysis solved for the parameter value at which</w:t>
-      </w:r>
-      <w:r>
-        <w:t xml:space="preserve"> </w:t>
-      </w:r>
-      <w:r>
-        <w:t xml:space="preserve">the combined strategy’s cost advantage over office biopsy would be lost.</w:t>
-      </w:r>
-      <w:r>
-        <w:t xml:space="preserve"> </w:t>
-      </w:r>
-      <w:r>
-        <w:t xml:space="preserve">Fourth, scenario analysis modeled illustrative Medicaid and commercial</w:t>
-      </w:r>
-      <w:r>
-        <w:t xml:space="preserve"> </w:t>
-      </w:r>
-      <w:r>
-        <w:t xml:space="preserve">reimbursement and an alternative structural assumption about the combined</w:t>
-      </w:r>
-      <w:r>
-        <w:t xml:space="preserve"> </w:t>
-      </w:r>
-      <w:r>
-        <w:t xml:space="preserve">arm’s preoperative visit. Fifth, budget-impact analysis projected annualized</w:t>
-      </w:r>
-      <w:r>
-        <w:t xml:space="preserve"> </w:t>
-      </w:r>
-      <w:r>
-        <w:t xml:space="preserve">savings across illustrative cohort sizes.</w:t>
+        <w:t xml:space="preserve">We conducted five complementary sensitivity analyses: deterministic</w:t>
+      </w:r>
+      <w:r>
+        <w:t xml:space="preserve"> </w:t>
+      </w:r>
+      <w:r>
+        <w:t xml:space="preserve">one-way sensitivity analysis, varying ten parameters individually across</w:t>
+      </w:r>
+      <w:r>
+        <w:t xml:space="preserve"> </w:t>
+      </w:r>
+      <w:r>
+        <w:t xml:space="preserve">low/high bounds; probabilistic sensitivity analysis, drawing 1,000 Monte</w:t>
+      </w:r>
+      <w:r>
+        <w:t xml:space="preserve"> </w:t>
+      </w:r>
+      <w:r>
+        <w:t xml:space="preserve">Carlo samples from distributions matched to evidence type (beta for</w:t>
+      </w:r>
+      <w:r>
+        <w:t xml:space="preserve"> </w:t>
+      </w:r>
+      <w:r>
+        <w:t xml:space="preserve">probabilities, gamma for costs, triangular for plausibility ranges);</w:t>
+      </w:r>
+      <w:r>
+        <w:t xml:space="preserve"> </w:t>
+      </w:r>
+      <w:r>
+        <w:t xml:space="preserve">threshold analysis, solving for the parameter value at which combined</w:t>
+      </w:r>
+      <w:r>
+        <w:t xml:space="preserve"> </w:t>
+      </w:r>
+      <w:r>
+        <w:t xml:space="preserve">biopsy’s cost advantage over office biopsy would be lost; scenario</w:t>
+      </w:r>
+      <w:r>
+        <w:t xml:space="preserve"> </w:t>
+      </w:r>
+      <w:r>
+        <w:t xml:space="preserve">analysis, modeling illustrative Medicaid/commercial reimbursement and an</w:t>
+      </w:r>
+      <w:r>
+        <w:t xml:space="preserve"> </w:t>
+      </w:r>
+      <w:r>
+        <w:t xml:space="preserve">alternative combined-arm preoperative-visit assumption; and budget-impact</w:t>
+      </w:r>
+      <w:r>
+        <w:t xml:space="preserve"> </w:t>
+      </w:r>
+      <w:r>
+        <w:t xml:space="preserve">analysis, projecting annualized savings across illustrative cohort</w:t>
+      </w:r>
+      <w:r>
+        <w:t xml:space="preserve"> </w:t>
+      </w:r>
+      <w:r>
+        <w:t xml:space="preserve">sizes.</w:t>
       </w:r>
     </w:p>
     <w:p>
@@ -1498,6 +1468,32 @@
         <w:pStyle w:val="BodyText"/>
       </w:pPr>
       <w:r>
+        <w:t xml:space="preserve">As a lighter alternative to a full cost-utility analysis, we also</w:t>
+      </w:r>
+      <w:r>
+        <w:t xml:space="preserve"> </w:t>
+      </w:r>
+      <w:r>
+        <w:t xml:space="preserve">computed cost per additional true case detected between adjacent</w:t>
+      </w:r>
+      <w:r>
+        <w:t xml:space="preserve"> </w:t>
+      </w:r>
+      <w:r>
+        <w:t xml:space="preserve">strategies, combining costs with the detection probabilities above and</w:t>
+      </w:r>
+      <w:r>
+        <w:t xml:space="preserve"> </w:t>
+      </w:r>
+      <w:r>
+        <w:t xml:space="preserve">checking for dominance – also a point estimate, not PSA-integrated.</w:t>
+      </w:r>
+    </w:p>
+    <w:p>
+      <w:pPr>
+        <w:pStyle w:val="BodyText"/>
+      </w:pPr>
+      <w:r>
         <w:t xml:space="preserve">As a supplementary societal-perspective check, we reintroduced patient</w:t>
       </w:r>
       <w:r>
@@ -1578,25 +1574,19 @@
         <w:t xml:space="preserve"> </w:t>
       </w:r>
       <w:r>
-        <w:t xml:space="preserve">heterogeneity (how the base-case conclusion varies by practice location);</w:t>
-      </w:r>
-      <w:r>
-        <w:t xml:space="preserve"> </w:t>
-      </w:r>
-      <w:r>
-        <w:t xml:space="preserve">it does not characterize patient-level heterogeneity, which was not</w:t>
-      </w:r>
-      <w:r>
-        <w:t xml:space="preserve"> </w:t>
-      </w:r>
-      <w:r>
-        <w:t xml:space="preserve">modeled – the model does not stratify results by age, genotype,</w:t>
-      </w:r>
-      <w:r>
-        <w:t xml:space="preserve"> </w:t>
-      </w:r>
-      <w:r>
-        <w:t xml:space="preserve">menopausal status, or other individual patient characteristics.</w:t>
+        <w:t xml:space="preserve">heterogeneity (how the base-case conclusion varies by practice location),</w:t>
+      </w:r>
+      <w:r>
+        <w:t xml:space="preserve"> </w:t>
+      </w:r>
+      <w:r>
+        <w:t xml:space="preserve">not patient-level heterogeneity – the model does not stratify results by</w:t>
+      </w:r>
+      <w:r>
+        <w:t xml:space="preserve"> </w:t>
+      </w:r>
+      <w:r>
+        <w:t xml:space="preserve">age, genotype, menopausal status, or other individual characteristics.</w:t>
       </w:r>
       <w:r>
         <w:t xml:space="preserve"> </w:t>
@@ -1614,31 +1604,25 @@
         <w:t xml:space="preserve"> </w:t>
       </w:r>
       <w:r>
-        <w:t xml:space="preserve">modeling assumptions describing actual clinical workflow (e.g., whether the</w:t>
-      </w:r>
-      <w:r>
-        <w:t xml:space="preserve"> </w:t>
-      </w:r>
-      <w:r>
-        <w:t xml:space="preserve">combined-biopsy strategy requires a separate preoperative office visit)</w:t>
-      </w:r>
-      <w:r>
-        <w:t xml:space="preserve"> </w:t>
-      </w:r>
-      <w:r>
-        <w:t xml:space="preserve">were informed by clinician-investigator practice experience; no formal</w:t>
-      </w:r>
-      <w:r>
-        <w:t xml:space="preserve"> </w:t>
-      </w:r>
-      <w:r>
-        <w:t xml:space="preserve">patient or public engagement process was undertaken in developing this</w:t>
-      </w:r>
-      <w:r>
-        <w:t xml:space="preserve"> </w:t>
-      </w:r>
-      <w:r>
-        <w:t xml:space="preserve">model.</w:t>
+        <w:t xml:space="preserve">modeling assumptions describing clinical workflow (e.g., whether the</w:t>
+      </w:r>
+      <w:r>
+        <w:t xml:space="preserve"> </w:t>
+      </w:r>
+      <w:r>
+        <w:t xml:space="preserve">combined arm requires a separate preoperative office visit) were informed</w:t>
+      </w:r>
+      <w:r>
+        <w:t xml:space="preserve"> </w:t>
+      </w:r>
+      <w:r>
+        <w:t xml:space="preserve">by clinician-investigator practice experience; no formal patient or public</w:t>
+      </w:r>
+      <w:r>
+        <w:t xml:space="preserve"> </w:t>
+      </w:r>
+      <w:r>
+        <w:t xml:space="preserve">engagement process was undertaken.</w:t>
       </w:r>
     </w:p>
     <w:p>
@@ -2071,6 +2055,26 @@
         <w:pStyle w:val="BodyText"/>
       </w:pPr>
       <w:r>
+        <w:t xml:space="preserve">This cost-consequence check found no strategy dominated: switching</w:t>
+      </w:r>
+      <w:r>
+        <w:t xml:space="preserve"> </w:t>
+      </w:r>
+      <w:r>
+        <w:t xml:space="preserve">combined to office biopsy cost $20,843 per additional cancer case</w:t>
+      </w:r>
+      <w:r>
+        <w:t xml:space="preserve"> </w:t>
+      </w:r>
+      <w:r>
+        <w:t xml:space="preserve">detected, office to D&amp;C $33,437 (AEH: $36,823 and $59,073).</w:t>
+      </w:r>
+    </w:p>
+    <w:p>
+      <w:pPr>
+        <w:pStyle w:val="BodyText"/>
+      </w:pPr>
+      <w:r>
         <w:t xml:space="preserve">Reintroducing patient time/travel opportunity costs widened combined</w:t>
       </w:r>
       <w:r>
@@ -2435,7 +2439,7 @@
         <w:t xml:space="preserve"> </w:t>
       </w:r>
       <w:r>
-        <w:t xml:space="preserve">substantial minority of cases, could not be costed: the relevant</w:t>
+        <w:t xml:space="preserve">substantial minority, could not be costed: the relevant</w:t>
       </w:r>
       <w:r>
         <w:t xml:space="preserve"> </w:t>
@@ -2477,19 +2481,25 @@
         <w:t xml:space="preserve"> </w:t>
       </w:r>
       <w:r>
-        <w:t xml:space="preserve">inputs – the diagnostic sensitivity values underlying the detection-probability</w:t>
-      </w:r>
-      <w:r>
-        <w:t xml:space="preserve"> </w:t>
-      </w:r>
-      <w:r>
-        <w:t xml:space="preserve">analysis above, and the D&amp;C and hysteroscopy adverse-event</w:t>
-      </w:r>
-      <w:r>
-        <w:t xml:space="preserve"> </w:t>
-      </w:r>
-      <w:r>
-        <w:t xml:space="preserve">probabilities – are drawn from general, non-Lynch populations rather than</w:t>
+        <w:t xml:space="preserve">inputs – the diagnostic sensitivity values underlying the</w:t>
+      </w:r>
+      <w:r>
+        <w:t xml:space="preserve"> </w:t>
+      </w:r>
+      <w:r>
+        <w:t xml:space="preserve">detection-probability and cost-consequence analyses above, and the D&amp;C</w:t>
+      </w:r>
+      <w:r>
+        <w:t xml:space="preserve"> </w:t>
+      </w:r>
+      <w:r>
+        <w:t xml:space="preserve">and hysteroscopy adverse-event probabilities – are drawn from general,</w:t>
+      </w:r>
+      <w:r>
+        <w:t xml:space="preserve"> </w:t>
+      </w:r>
+      <w:r>
+        <w:t xml:space="preserve">non-Lynch populations rather than</w:t>
       </w:r>
       <w:r>
         <w:t xml:space="preserve"> </w:t>
